--- a/word/Capsula_15_Crea_rubricas_con_IA.docx
+++ b/word/Capsula_15_Crea_rubricas_con_IA.docx
@@ -2,6 +2,52 @@
 <file path=word/document.xml><?xml version="1.0" encoding="utf-8"?>
 <w:document xmlns:wpc="http://schemas.microsoft.com/office/word/2010/wordprocessingCanvas" xmlns:mc="http://schemas.openxmlformats.org/markup-compatibility/2006" xmlns:o="urn:schemas-microsoft-com:office:office" xmlns:r="http://schemas.openxmlformats.org/officeDocument/2006/relationships" xmlns:m="http://schemas.openxmlformats.org/officeDocument/2006/math" xmlns:v="urn:schemas-microsoft-com:vml" xmlns:wp14="http://schemas.microsoft.com/office/word/2010/wordprocessingDrawing" xmlns:wp="http://schemas.openxmlformats.org/drawingml/2006/wordprocessingDrawing" xmlns:w10="urn:schemas-microsoft-com:office:word" xmlns:w="http://schemas.openxmlformats.org/wordprocessingml/2006/main" xmlns:w14="http://schemas.microsoft.com/office/word/2010/wordml" xmlns:w15="http://schemas.microsoft.com/office/word/2012/wordml" xmlns:wpg="http://schemas.microsoft.com/office/word/2010/wordprocessingGroup" xmlns:wpi="http://schemas.microsoft.com/office/word/2010/wordprocessingInk" xmlns:wne="http://schemas.microsoft.com/office/word/2006/wordml" xmlns:wps="http://schemas.microsoft.com/office/word/2010/wordprocessingShape" xmlns:cx="http://schemas.microsoft.com/office/drawing/2014/chartex" xmlns:cx1="http://schemas.microsoft.com/office/drawing/2015/9/8/chartex" xmlns:cx2="http://schemas.microsoft.com/office/drawing/2015/10/21/chartex" xmlns:cx3="http://schemas.microsoft.com/office/drawing/2016/5/9/chartex" xmlns:cx4="http://schemas.microsoft.com/office/drawing/2016/5/10/chartex" xmlns:cx5="http://schemas.microsoft.com/office/drawing/2016/5/11/chartex" xmlns:cx6="http://schemas.microsoft.com/office/drawing/2016/5/12/chartex" xmlns:cx7="http://schemas.microsoft.com/office/drawing/2016/5/13/chartex" xmlns:cx8="http://schemas.microsoft.com/office/drawing/2016/5/14/chartex" xmlns:aink="http://schemas.microsoft.com/office/drawing/2016/ink" xmlns:am3d="http://schemas.microsoft.com/office/drawing/2017/model3d" xmlns:w16cex="http://schemas.microsoft.com/office/word/2018/wordml/cex" xmlns:w16cid="http://schemas.microsoft.com/office/word/2016/wordml/cid" xmlns:w16="http://schemas.microsoft.com/office/word/2018/wordml" xmlns:w16sdtdh="http://schemas.microsoft.com/office/word/2020/wordml/sdtdatahash" xmlns:w16se="http://schemas.microsoft.com/office/word/2015/wordml/symex" mc:Ignorable="w14 w15 wp14">
   <w:body>
+    <w:p>
+      <w:pPr>
+        <w:spacing w:after="200"/>
+        <w:jc w:val="center"/>
+      </w:pPr>
+      <w:r>
+        <w:drawing>
+          <wp:inline distT="0" distB="0" distL="0" distR="0">
+            <wp:extent cx="5143500" cy="914400"/>
+            <wp:effectExtent t="0" r="0" b="0" l="0"/>
+            <wp:docPr id="15" name="logos" descr="Universidad de San Buenaventura, Acreditación Institucional Multicampus de Alta Calidad y CEA" title="Logos institucionales"/>
+            <wp:cNvGraphicFramePr>
+              <a:graphicFrameLocks xmlns:a="http://schemas.openxmlformats.org/drawingml/2006/main" noChangeAspect="1"/>
+            </wp:cNvGraphicFramePr>
+            <a:graphic xmlns:a="http://schemas.openxmlformats.org/drawingml/2006/main">
+              <a:graphicData uri="http://schemas.openxmlformats.org/drawingml/2006/picture">
+                <pic:pic xmlns:pic="http://schemas.openxmlformats.org/drawingml/2006/picture">
+                  <pic:nvPicPr>
+                    <pic:cNvPr id="0" name="" descr=""/>
+                    <pic:cNvPicPr>
+                      <a:picLocks noChangeAspect="1" noChangeArrowheads="1"/>
+                    </pic:cNvPicPr>
+                  </pic:nvPicPr>
+                  <pic:blipFill>
+                    <a:blip r:embed="rId9" cstate="none"/>
+                    <a:srcRect/>
+                    <a:stretch>
+                      <a:fillRect/>
+                    </a:stretch>
+                  </pic:blipFill>
+                  <pic:spPr bwMode="auto">
+                    <a:xfrm>
+                      <a:off x="0" y="0"/>
+                      <a:ext cx="5143500" cy="914400"/>
+                    </a:xfrm>
+                    <a:prstGeom prst="rect">
+                      <a:avLst/>
+                    </a:prstGeom>
+                  </pic:spPr>
+                </pic:pic>
+              </a:graphicData>
+            </a:graphic>
+          </wp:inline>
+        </w:drawing>
+      </w:r>
+    </w:p>
     <w:tbl>
       <w:tblPr>
         <w:tblW w:type="dxa" w:w="10080"/>
@@ -28,7 +74,7 @@
               <w:bottom w:val="none" w:color="FFFFFF" w:sz="0"/>
               <w:right w:val="none" w:color="FFFFFF" w:sz="0"/>
             </w:tcBorders>
-            <w:shd w:fill="C2410C" w:color="auto" w:val="clear"/>
+            <w:shd w:fill="EF7D00" w:color="auto" w:val="clear"/>
             <w:tcMar>
               <w:top w:type="dxa" w:w="360"/>
               <w:left w:type="dxa" w:w="360"/>
@@ -45,7 +91,7 @@
                 <w:rFonts w:ascii="Calibri" w:cs="Calibri" w:eastAsia="Calibri" w:hAnsi="Calibri"/>
                 <w:b/>
                 <w:bCs/>
-                <w:color w:val="FFFFFF"/>
+                <w:color w:val="1D1D1B"/>
                 <w:spacing w:val="30"/>
                 <w:sz w:val="18"/>
                 <w:szCs w:val="18"/>
@@ -62,7 +108,7 @@
                 <w:rFonts w:ascii="Calibri" w:cs="Calibri" w:eastAsia="Calibri" w:hAnsi="Calibri"/>
                 <w:b/>
                 <w:bCs/>
-                <w:color w:val="FFFFFF"/>
+                <w:color w:val="1D1D1B"/>
                 <w:sz w:val="48"/>
                 <w:szCs w:val="48"/>
               </w:rPr>
@@ -73,7 +119,7 @@
             <w:r>
               <w:rPr>
                 <w:rFonts w:ascii="Calibri" w:cs="Calibri" w:eastAsia="Calibri" w:hAnsi="Calibri"/>
-                <w:color w:val="FFFFFF"/>
+                <w:color w:val="1D1D1B"/>
                 <w:sz w:val="24"/>
                 <w:szCs w:val="24"/>
               </w:rPr>
@@ -83,6 +129,14 @@
         </w:tc>
       </w:tr>
     </w:tbl>
+    <w:p>
+      <w:pPr>
+        <w:pBdr>
+          <w:top w:val="single" w:color="1D1D1B" w:sz="36" w:space="0"/>
+        </w:pBdr>
+        <w:spacing w:after="0"/>
+      </w:pPr>
+    </w:p>
     <w:tbl>
       <w:tblPr>
         <w:tblW w:type="dxa" w:w="10080"/>
@@ -92,7 +146,7 @@
           <w:bottom w:val="none" w:color="FFFFFF" w:sz="0"/>
           <w:right w:val="none" w:color="FFFFFF" w:sz="0"/>
           <w:insideH w:val="none" w:color="FFFFFF" w:sz="0"/>
-          <w:insideV w:val="single" w:color="E5E7EB" w:sz="4"/>
+          <w:insideV w:val="single" w:color="E2E2DF" w:sz="4"/>
         </w:tblBorders>
         <w:tblLayout w:type="fixed"/>
       </w:tblPr>
@@ -106,7 +160,7 @@
         <w:tc>
           <w:tcPr>
             <w:tcW w:type="dxa" w:w="2520"/>
-            <w:shd w:fill="FDF0E8" w:color="auto" w:val="clear"/>
+            <w:shd w:fill="FDEBD3" w:color="auto" w:val="clear"/>
             <w:tcMar>
               <w:top w:type="dxa" w:w="140"/>
               <w:left w:type="dxa" w:w="200"/>
@@ -123,7 +177,7 @@
                 <w:rFonts w:ascii="Calibri" w:cs="Calibri" w:eastAsia="Calibri" w:hAnsi="Calibri"/>
                 <w:b/>
                 <w:bCs/>
-                <w:color w:val="4B5563"/>
+                <w:color w:val="5C5C5A"/>
                 <w:spacing w:val="20"/>
                 <w:sz w:val="15"/>
                 <w:szCs w:val="15"/>
@@ -137,7 +191,7 @@
                 <w:rFonts w:ascii="Calibri" w:cs="Calibri" w:eastAsia="Calibri" w:hAnsi="Calibri"/>
                 <w:b/>
                 <w:bCs/>
-                <w:color w:val="1F2937"/>
+                <w:color w:val="1D1D1B"/>
                 <w:sz w:val="20"/>
                 <w:szCs w:val="20"/>
               </w:rPr>
@@ -148,7 +202,7 @@
         <w:tc>
           <w:tcPr>
             <w:tcW w:type="dxa" w:w="2520"/>
-            <w:shd w:fill="FDF0E8" w:color="auto" w:val="clear"/>
+            <w:shd w:fill="FDEBD3" w:color="auto" w:val="clear"/>
             <w:tcMar>
               <w:top w:type="dxa" w:w="140"/>
               <w:left w:type="dxa" w:w="200"/>
@@ -165,7 +219,7 @@
                 <w:rFonts w:ascii="Calibri" w:cs="Calibri" w:eastAsia="Calibri" w:hAnsi="Calibri"/>
                 <w:b/>
                 <w:bCs/>
-                <w:color w:val="4B5563"/>
+                <w:color w:val="5C5C5A"/>
                 <w:spacing w:val="20"/>
                 <w:sz w:val="15"/>
                 <w:szCs w:val="15"/>
@@ -179,7 +233,7 @@
                 <w:rFonts w:ascii="Calibri" w:cs="Calibri" w:eastAsia="Calibri" w:hAnsi="Calibri"/>
                 <w:b/>
                 <w:bCs/>
-                <w:color w:val="1F2937"/>
+                <w:color w:val="1D1D1B"/>
                 <w:sz w:val="20"/>
                 <w:szCs w:val="20"/>
               </w:rPr>
@@ -190,7 +244,7 @@
         <w:tc>
           <w:tcPr>
             <w:tcW w:type="dxa" w:w="2520"/>
-            <w:shd w:fill="FDF0E8" w:color="auto" w:val="clear"/>
+            <w:shd w:fill="FDEBD3" w:color="auto" w:val="clear"/>
             <w:tcMar>
               <w:top w:type="dxa" w:w="140"/>
               <w:left w:type="dxa" w:w="200"/>
@@ -207,7 +261,7 @@
                 <w:rFonts w:ascii="Calibri" w:cs="Calibri" w:eastAsia="Calibri" w:hAnsi="Calibri"/>
                 <w:b/>
                 <w:bCs/>
-                <w:color w:val="4B5563"/>
+                <w:color w:val="5C5C5A"/>
                 <w:spacing w:val="20"/>
                 <w:sz w:val="15"/>
                 <w:szCs w:val="15"/>
@@ -221,7 +275,7 @@
                 <w:rFonts w:ascii="Calibri" w:cs="Calibri" w:eastAsia="Calibri" w:hAnsi="Calibri"/>
                 <w:b/>
                 <w:bCs/>
-                <w:color w:val="1F2937"/>
+                <w:color w:val="1D1D1B"/>
                 <w:sz w:val="20"/>
                 <w:szCs w:val="20"/>
               </w:rPr>
@@ -232,7 +286,7 @@
         <w:tc>
           <w:tcPr>
             <w:tcW w:type="dxa" w:w="2520"/>
-            <w:shd w:fill="FDF0E8" w:color="auto" w:val="clear"/>
+            <w:shd w:fill="FDEBD3" w:color="auto" w:val="clear"/>
             <w:tcMar>
               <w:top w:type="dxa" w:w="140"/>
               <w:left w:type="dxa" w:w="200"/>
@@ -249,7 +303,7 @@
                 <w:rFonts w:ascii="Calibri" w:cs="Calibri" w:eastAsia="Calibri" w:hAnsi="Calibri"/>
                 <w:b/>
                 <w:bCs/>
-                <w:color w:val="4B5563"/>
+                <w:color w:val="5C5C5A"/>
                 <w:spacing w:val="20"/>
                 <w:sz w:val="15"/>
                 <w:szCs w:val="15"/>
@@ -263,7 +317,7 @@
                 <w:rFonts w:ascii="Calibri" w:cs="Calibri" w:eastAsia="Calibri" w:hAnsi="Calibri"/>
                 <w:b/>
                 <w:bCs/>
-                <w:color w:val="1F2937"/>
+                <w:color w:val="1D1D1B"/>
                 <w:sz w:val="20"/>
                 <w:szCs w:val="20"/>
               </w:rPr>
@@ -283,7 +337,7 @@
         <w:pStyle w:val="Heading1"/>
         <w:keepNext/>
         <w:pBdr>
-          <w:bottom w:val="single" w:color="C2410C" w:sz="8" w:space="4"/>
+          <w:bottom w:val="single" w:color="EF7D00" w:sz="18" w:space="4"/>
         </w:pBdr>
         <w:spacing w:after="160" w:before="360"/>
       </w:pPr>
@@ -292,11 +346,11 @@
           <w:rFonts w:ascii="Calibri" w:cs="Calibri" w:eastAsia="Calibri" w:hAnsi="Calibri"/>
           <w:b/>
           <w:bCs/>
-          <w:color w:val="C2410C"/>
-          <w:sz w:val="30"/>
-          <w:szCs w:val="30"/>
-        </w:rPr>
-        <w:t xml:space="preserve">¿Qué lograrás?</w:t>
+          <w:color w:val="1D1D1B"/>
+          <w:sz w:val="28"/>
+          <w:szCs w:val="28"/>
+        </w:rPr>
+        <w:t xml:space="preserve">¿QUÉ LOGRARÁS?</w:t>
       </w:r>
     </w:p>
     <w:tbl>
@@ -321,11 +375,11 @@
             <w:tcW w:type="dxa" w:w="10080"/>
             <w:tcBorders>
               <w:top w:val="none" w:color="FFFFFF" w:sz="0"/>
-              <w:left w:val="single" w:color="C2410C" w:sz="24"/>
+              <w:left w:val="single" w:color="EF7D00" w:sz="24"/>
               <w:bottom w:val="none" w:color="FFFFFF" w:sz="0"/>
               <w:right w:val="none" w:color="FFFFFF" w:sz="0"/>
             </w:tcBorders>
-            <w:shd w:fill="FDF0E8" w:color="auto" w:val="clear"/>
+            <w:shd w:fill="FDEBD3" w:color="auto" w:val="clear"/>
             <w:tcMar>
               <w:top w:type="dxa" w:w="160"/>
               <w:left w:type="dxa" w:w="240"/>
@@ -342,7 +396,7 @@
                 <w:rFonts w:ascii="Calibri" w:cs="Calibri" w:eastAsia="Calibri" w:hAnsi="Calibri"/>
                 <w:b/>
                 <w:bCs/>
-                <w:color w:val="C2410C"/>
+                <w:color w:val="A65200"/>
                 <w:spacing w:val="20"/>
                 <w:sz w:val="17"/>
                 <w:szCs w:val="17"/>
@@ -357,7 +411,7 @@
             <w:r>
               <w:rPr>
                 <w:rFonts w:ascii="Calibri" w:cs="Calibri" w:eastAsia="Calibri" w:hAnsi="Calibri"/>
-                <w:color w:val="1F2937"/>
+                <w:color w:val="1D1D1B"/>
                 <w:sz w:val="23"/>
                 <w:szCs w:val="23"/>
               </w:rPr>
@@ -377,7 +431,7 @@
         <w:pStyle w:val="Heading1"/>
         <w:keepNext/>
         <w:pBdr>
-          <w:bottom w:val="single" w:color="C2410C" w:sz="8" w:space="4"/>
+          <w:bottom w:val="single" w:color="EF7D00" w:sz="18" w:space="4"/>
         </w:pBdr>
         <w:spacing w:after="160" w:before="360"/>
       </w:pPr>
@@ -386,11 +440,11 @@
           <w:rFonts w:ascii="Calibri" w:cs="Calibri" w:eastAsia="Calibri" w:hAnsi="Calibri"/>
           <w:b/>
           <w:bCs/>
-          <w:color w:val="C2410C"/>
-          <w:sz w:val="30"/>
-          <w:szCs w:val="30"/>
-        </w:rPr>
-        <w:t xml:space="preserve">Para empezar</w:t>
+          <w:color w:val="1D1D1B"/>
+          <w:sz w:val="28"/>
+          <w:szCs w:val="28"/>
+        </w:rPr>
+        <w:t xml:space="preserve">PARA EMPEZAR</w:t>
       </w:r>
     </w:p>
     <w:p>
@@ -400,7 +454,7 @@
       <w:r>
         <w:rPr>
           <w:rFonts w:ascii="Calibri" w:cs="Calibri" w:eastAsia="Calibri" w:hAnsi="Calibri"/>
-          <w:color w:val="1F2937"/>
+          <w:color w:val="1D1D1B"/>
           <w:sz w:val="22"/>
           <w:szCs w:val="22"/>
         </w:rPr>
@@ -414,7 +468,7 @@
       <w:r>
         <w:rPr>
           <w:rFonts w:ascii="Calibri" w:cs="Calibri" w:eastAsia="Calibri" w:hAnsi="Calibri"/>
-          <w:color w:val="1F2937"/>
+          <w:color w:val="1D1D1B"/>
           <w:sz w:val="22"/>
           <w:szCs w:val="22"/>
         </w:rPr>
@@ -432,7 +486,7 @@
           <w:rFonts w:ascii="Calibri" w:cs="Calibri" w:eastAsia="Calibri" w:hAnsi="Calibri"/>
           <w:b/>
           <w:bCs/>
-          <w:color w:val="1F2937"/>
+          <w:color w:val="1D1D1B"/>
           <w:sz w:val="23"/>
           <w:szCs w:val="23"/>
         </w:rPr>
@@ -451,7 +505,7 @@
       <w:r>
         <w:rPr>
           <w:rFonts w:ascii="Calibri" w:cs="Calibri" w:eastAsia="Calibri" w:hAnsi="Calibri"/>
-          <w:color w:val="1F2937"/>
+          <w:color w:val="1D1D1B"/>
           <w:sz w:val="22"/>
           <w:szCs w:val="22"/>
         </w:rPr>
@@ -470,7 +524,7 @@
       <w:r>
         <w:rPr>
           <w:rFonts w:ascii="Calibri" w:cs="Calibri" w:eastAsia="Calibri" w:hAnsi="Calibri"/>
-          <w:color w:val="1F2937"/>
+          <w:color w:val="1D1D1B"/>
           <w:sz w:val="22"/>
           <w:szCs w:val="22"/>
         </w:rPr>
@@ -489,7 +543,7 @@
       <w:r>
         <w:rPr>
           <w:rFonts w:ascii="Calibri" w:cs="Calibri" w:eastAsia="Calibri" w:hAnsi="Calibri"/>
-          <w:color w:val="1F2937"/>
+          <w:color w:val="1D1D1B"/>
           <w:sz w:val="22"/>
           <w:szCs w:val="22"/>
         </w:rPr>
@@ -501,7 +555,7 @@
         <w:pStyle w:val="Heading1"/>
         <w:keepNext/>
         <w:pBdr>
-          <w:bottom w:val="single" w:color="C2410C" w:sz="8" w:space="4"/>
+          <w:bottom w:val="single" w:color="EF7D00" w:sz="18" w:space="4"/>
         </w:pBdr>
         <w:spacing w:after="160" w:before="360"/>
       </w:pPr>
@@ -510,11 +564,11 @@
           <w:rFonts w:ascii="Calibri" w:cs="Calibri" w:eastAsia="Calibri" w:hAnsi="Calibri"/>
           <w:b/>
           <w:bCs/>
-          <w:color w:val="C2410C"/>
-          <w:sz w:val="30"/>
-          <w:szCs w:val="30"/>
-        </w:rPr>
-        <w:t xml:space="preserve">Paso a paso</w:t>
+          <w:color w:val="1D1D1B"/>
+          <w:sz w:val="28"/>
+          <w:szCs w:val="28"/>
+        </w:rPr>
+        <w:t xml:space="preserve">PASO A PASO</w:t>
       </w:r>
     </w:p>
     <w:p>
@@ -522,9 +576,9 @@
         <w:pStyle w:val="Heading2"/>
         <w:keepNext/>
         <w:pBdr>
-          <w:left w:val="single" w:color="C2410C" w:sz="24" w:space="8"/>
+          <w:left w:val="single" w:color="EF7D00" w:sz="36" w:space="8"/>
         </w:pBdr>
-        <w:shd w:fill="FDF0E8" w:color="auto" w:val="clear"/>
+        <w:shd w:fill="FDEBD3" w:color="auto" w:val="clear"/>
         <w:spacing w:after="100" w:before="280"/>
         <w:ind w:left="160"/>
       </w:pPr>
@@ -533,7 +587,7 @@
           <w:rFonts w:ascii="Calibri" w:cs="Calibri" w:eastAsia="Calibri" w:hAnsi="Calibri"/>
           <w:b/>
           <w:bCs/>
-          <w:color w:val="C2410C"/>
+          <w:color w:val="A65200"/>
           <w:spacing w:val="20"/>
           <w:sz w:val="18"/>
           <w:szCs w:val="18"/>
@@ -551,7 +605,7 @@
           <w:rFonts w:ascii="Calibri" w:cs="Calibri" w:eastAsia="Calibri" w:hAnsi="Calibri"/>
           <w:b/>
           <w:bCs/>
-          <w:color w:val="1F2937"/>
+          <w:color w:val="1D1D1B"/>
           <w:sz w:val="24"/>
           <w:szCs w:val="24"/>
         </w:rPr>
@@ -570,7 +624,7 @@
       <w:r>
         <w:rPr>
           <w:rFonts w:ascii="Calibri" w:cs="Calibri" w:eastAsia="Calibri" w:hAnsi="Calibri"/>
-          <w:color w:val="1F2937"/>
+          <w:color w:val="1D1D1B"/>
           <w:sz w:val="22"/>
           <w:szCs w:val="22"/>
         </w:rPr>
@@ -589,7 +643,7 @@
       <w:r>
         <w:rPr>
           <w:rFonts w:ascii="Calibri" w:cs="Calibri" w:eastAsia="Calibri" w:hAnsi="Calibri"/>
-          <w:color w:val="1F2937"/>
+          <w:color w:val="1D1D1B"/>
           <w:sz w:val="22"/>
           <w:szCs w:val="22"/>
         </w:rPr>
@@ -601,9 +655,9 @@
         <w:pStyle w:val="Heading2"/>
         <w:keepNext/>
         <w:pBdr>
-          <w:left w:val="single" w:color="C2410C" w:sz="24" w:space="8"/>
+          <w:left w:val="single" w:color="EF7D00" w:sz="36" w:space="8"/>
         </w:pBdr>
-        <w:shd w:fill="FDF0E8" w:color="auto" w:val="clear"/>
+        <w:shd w:fill="FDEBD3" w:color="auto" w:val="clear"/>
         <w:spacing w:after="100" w:before="280"/>
         <w:ind w:left="160"/>
       </w:pPr>
@@ -612,7 +666,7 @@
           <w:rFonts w:ascii="Calibri" w:cs="Calibri" w:eastAsia="Calibri" w:hAnsi="Calibri"/>
           <w:b/>
           <w:bCs/>
-          <w:color w:val="C2410C"/>
+          <w:color w:val="A65200"/>
           <w:spacing w:val="20"/>
           <w:sz w:val="18"/>
           <w:szCs w:val="18"/>
@@ -630,7 +684,7 @@
           <w:rFonts w:ascii="Calibri" w:cs="Calibri" w:eastAsia="Calibri" w:hAnsi="Calibri"/>
           <w:b/>
           <w:bCs/>
-          <w:color w:val="1F2937"/>
+          <w:color w:val="1D1D1B"/>
           <w:sz w:val="24"/>
           <w:szCs w:val="24"/>
         </w:rPr>
@@ -649,7 +703,7 @@
       <w:r>
         <w:rPr>
           <w:rFonts w:ascii="Calibri" w:cs="Calibri" w:eastAsia="Calibri" w:hAnsi="Calibri"/>
-          <w:color w:val="1F2937"/>
+          <w:color w:val="1D1D1B"/>
           <w:sz w:val="22"/>
           <w:szCs w:val="22"/>
         </w:rPr>
@@ -668,7 +722,7 @@
       <w:r>
         <w:rPr>
           <w:rFonts w:ascii="Calibri" w:cs="Calibri" w:eastAsia="Calibri" w:hAnsi="Calibri"/>
-          <w:color w:val="1F2937"/>
+          <w:color w:val="1D1D1B"/>
           <w:sz w:val="22"/>
           <w:szCs w:val="22"/>
         </w:rPr>
@@ -680,9 +734,9 @@
         <w:pStyle w:val="Heading2"/>
         <w:keepNext/>
         <w:pBdr>
-          <w:left w:val="single" w:color="C2410C" w:sz="24" w:space="8"/>
+          <w:left w:val="single" w:color="EF7D00" w:sz="36" w:space="8"/>
         </w:pBdr>
-        <w:shd w:fill="FDF0E8" w:color="auto" w:val="clear"/>
+        <w:shd w:fill="FDEBD3" w:color="auto" w:val="clear"/>
         <w:spacing w:after="100" w:before="280"/>
         <w:ind w:left="160"/>
       </w:pPr>
@@ -691,7 +745,7 @@
           <w:rFonts w:ascii="Calibri" w:cs="Calibri" w:eastAsia="Calibri" w:hAnsi="Calibri"/>
           <w:b/>
           <w:bCs/>
-          <w:color w:val="C2410C"/>
+          <w:color w:val="A65200"/>
           <w:spacing w:val="20"/>
           <w:sz w:val="18"/>
           <w:szCs w:val="18"/>
@@ -709,7 +763,7 @@
           <w:rFonts w:ascii="Calibri" w:cs="Calibri" w:eastAsia="Calibri" w:hAnsi="Calibri"/>
           <w:b/>
           <w:bCs/>
-          <w:color w:val="1F2937"/>
+          <w:color w:val="1D1D1B"/>
           <w:sz w:val="24"/>
           <w:szCs w:val="24"/>
         </w:rPr>
@@ -728,7 +782,7 @@
       <w:r>
         <w:rPr>
           <w:rFonts w:ascii="Calibri" w:cs="Calibri" w:eastAsia="Calibri" w:hAnsi="Calibri"/>
-          <w:color w:val="1F2937"/>
+          <w:color w:val="1D1D1B"/>
           <w:sz w:val="22"/>
           <w:szCs w:val="22"/>
         </w:rPr>
@@ -747,7 +801,7 @@
       <w:r>
         <w:rPr>
           <w:rFonts w:ascii="Calibri" w:cs="Calibri" w:eastAsia="Calibri" w:hAnsi="Calibri"/>
-          <w:color w:val="1F2937"/>
+          <w:color w:val="1D1D1B"/>
           <w:sz w:val="22"/>
           <w:szCs w:val="22"/>
         </w:rPr>
@@ -766,7 +820,7 @@
       <w:r>
         <w:rPr>
           <w:rFonts w:ascii="Calibri" w:cs="Calibri" w:eastAsia="Calibri" w:hAnsi="Calibri"/>
-          <w:color w:val="1F2937"/>
+          <w:color w:val="1D1D1B"/>
           <w:sz w:val="22"/>
           <w:szCs w:val="22"/>
         </w:rPr>
@@ -795,11 +849,11 @@
             <w:tcW w:type="dxa" w:w="10080"/>
             <w:tcBorders>
               <w:top w:val="none" w:color="FFFFFF" w:sz="0"/>
-              <w:left w:val="single" w:color="B45309" w:sz="24"/>
+              <w:left w:val="single" w:color="EF7D00" w:sz="24"/>
               <w:bottom w:val="none" w:color="FFFFFF" w:sz="0"/>
               <w:right w:val="none" w:color="FFFFFF" w:sz="0"/>
             </w:tcBorders>
-            <w:shd w:fill="FEF6E4" w:color="auto" w:val="clear"/>
+            <w:shd w:fill="FFF4DC" w:color="auto" w:val="clear"/>
             <w:tcMar>
               <w:top w:type="dxa" w:w="160"/>
               <w:left w:type="dxa" w:w="240"/>
@@ -816,7 +870,7 @@
                 <w:rFonts w:ascii="Calibri" w:cs="Calibri" w:eastAsia="Calibri" w:hAnsi="Calibri"/>
                 <w:b/>
                 <w:bCs/>
-                <w:color w:val="B45309"/>
+                <w:color w:val="8A5A00"/>
                 <w:spacing w:val="20"/>
                 <w:sz w:val="17"/>
                 <w:szCs w:val="17"/>
@@ -831,7 +885,7 @@
             <w:r>
               <w:rPr>
                 <w:rFonts w:ascii="Calibri" w:cs="Calibri" w:eastAsia="Calibri" w:hAnsi="Calibri"/>
-                <w:color w:val="1F2937"/>
+                <w:color w:val="1D1D1B"/>
                 <w:sz w:val="22"/>
                 <w:szCs w:val="22"/>
               </w:rPr>
@@ -851,9 +905,9 @@
         <w:pStyle w:val="Heading2"/>
         <w:keepNext/>
         <w:pBdr>
-          <w:left w:val="single" w:color="C2410C" w:sz="24" w:space="8"/>
+          <w:left w:val="single" w:color="EF7D00" w:sz="36" w:space="8"/>
         </w:pBdr>
-        <w:shd w:fill="FDF0E8" w:color="auto" w:val="clear"/>
+        <w:shd w:fill="FDEBD3" w:color="auto" w:val="clear"/>
         <w:spacing w:after="100" w:before="280"/>
         <w:ind w:left="160"/>
       </w:pPr>
@@ -862,7 +916,7 @@
           <w:rFonts w:ascii="Calibri" w:cs="Calibri" w:eastAsia="Calibri" w:hAnsi="Calibri"/>
           <w:b/>
           <w:bCs/>
-          <w:color w:val="C2410C"/>
+          <w:color w:val="A65200"/>
           <w:spacing w:val="20"/>
           <w:sz w:val="18"/>
           <w:szCs w:val="18"/>
@@ -880,7 +934,7 @@
           <w:rFonts w:ascii="Calibri" w:cs="Calibri" w:eastAsia="Calibri" w:hAnsi="Calibri"/>
           <w:b/>
           <w:bCs/>
-          <w:color w:val="1F2937"/>
+          <w:color w:val="1D1D1B"/>
           <w:sz w:val="24"/>
           <w:szCs w:val="24"/>
         </w:rPr>
@@ -899,7 +953,7 @@
       <w:r>
         <w:rPr>
           <w:rFonts w:ascii="Calibri" w:cs="Calibri" w:eastAsia="Calibri" w:hAnsi="Calibri"/>
-          <w:color w:val="1F2937"/>
+          <w:color w:val="1D1D1B"/>
           <w:sz w:val="22"/>
           <w:szCs w:val="22"/>
         </w:rPr>
@@ -918,7 +972,7 @@
       <w:r>
         <w:rPr>
           <w:rFonts w:ascii="Calibri" w:cs="Calibri" w:eastAsia="Calibri" w:hAnsi="Calibri"/>
-          <w:color w:val="1F2937"/>
+          <w:color w:val="1D1D1B"/>
           <w:sz w:val="22"/>
           <w:szCs w:val="22"/>
         </w:rPr>
@@ -930,9 +984,9 @@
         <w:pStyle w:val="Heading2"/>
         <w:keepNext/>
         <w:pBdr>
-          <w:left w:val="single" w:color="C2410C" w:sz="24" w:space="8"/>
+          <w:left w:val="single" w:color="EF7D00" w:sz="36" w:space="8"/>
         </w:pBdr>
-        <w:shd w:fill="FDF0E8" w:color="auto" w:val="clear"/>
+        <w:shd w:fill="FDEBD3" w:color="auto" w:val="clear"/>
         <w:spacing w:after="100" w:before="280"/>
         <w:ind w:left="160"/>
       </w:pPr>
@@ -941,7 +995,7 @@
           <w:rFonts w:ascii="Calibri" w:cs="Calibri" w:eastAsia="Calibri" w:hAnsi="Calibri"/>
           <w:b/>
           <w:bCs/>
-          <w:color w:val="C2410C"/>
+          <w:color w:val="A65200"/>
           <w:spacing w:val="20"/>
           <w:sz w:val="18"/>
           <w:szCs w:val="18"/>
@@ -959,7 +1013,7 @@
           <w:rFonts w:ascii="Calibri" w:cs="Calibri" w:eastAsia="Calibri" w:hAnsi="Calibri"/>
           <w:b/>
           <w:bCs/>
-          <w:color w:val="1F2937"/>
+          <w:color w:val="1D1D1B"/>
           <w:sz w:val="24"/>
           <w:szCs w:val="24"/>
         </w:rPr>
@@ -978,7 +1032,7 @@
       <w:r>
         <w:rPr>
           <w:rFonts w:ascii="Calibri" w:cs="Calibri" w:eastAsia="Calibri" w:hAnsi="Calibri"/>
-          <w:color w:val="1F2937"/>
+          <w:color w:val="1D1D1B"/>
           <w:sz w:val="22"/>
           <w:szCs w:val="22"/>
         </w:rPr>
@@ -997,7 +1051,7 @@
       <w:r>
         <w:rPr>
           <w:rFonts w:ascii="Calibri" w:cs="Calibri" w:eastAsia="Calibri" w:hAnsi="Calibri"/>
-          <w:color w:val="1F2937"/>
+          <w:color w:val="1D1D1B"/>
           <w:sz w:val="22"/>
           <w:szCs w:val="22"/>
         </w:rPr>
@@ -1016,7 +1070,7 @@
       <w:r>
         <w:rPr>
           <w:rFonts w:ascii="Calibri" w:cs="Calibri" w:eastAsia="Calibri" w:hAnsi="Calibri"/>
-          <w:color w:val="1F2937"/>
+          <w:color w:val="1D1D1B"/>
           <w:sz w:val="22"/>
           <w:szCs w:val="22"/>
         </w:rPr>
@@ -1035,7 +1089,7 @@
       <w:r>
         <w:rPr>
           <w:rFonts w:ascii="Calibri" w:cs="Calibri" w:eastAsia="Calibri" w:hAnsi="Calibri"/>
-          <w:color w:val="1F2937"/>
+          <w:color w:val="1D1D1B"/>
           <w:sz w:val="22"/>
           <w:szCs w:val="22"/>
         </w:rPr>
@@ -1054,7 +1108,7 @@
       <w:r>
         <w:rPr>
           <w:rFonts w:ascii="Calibri" w:cs="Calibri" w:eastAsia="Calibri" w:hAnsi="Calibri"/>
-          <w:color w:val="1F2937"/>
+          <w:color w:val="1D1D1B"/>
           <w:sz w:val="22"/>
           <w:szCs w:val="22"/>
         </w:rPr>
@@ -1066,9 +1120,9 @@
         <w:pStyle w:val="Heading2"/>
         <w:keepNext/>
         <w:pBdr>
-          <w:left w:val="single" w:color="C2410C" w:sz="24" w:space="8"/>
+          <w:left w:val="single" w:color="EF7D00" w:sz="36" w:space="8"/>
         </w:pBdr>
-        <w:shd w:fill="FDF0E8" w:color="auto" w:val="clear"/>
+        <w:shd w:fill="FDEBD3" w:color="auto" w:val="clear"/>
         <w:spacing w:after="100" w:before="280"/>
         <w:ind w:left="160"/>
       </w:pPr>
@@ -1077,7 +1131,7 @@
           <w:rFonts w:ascii="Calibri" w:cs="Calibri" w:eastAsia="Calibri" w:hAnsi="Calibri"/>
           <w:b/>
           <w:bCs/>
-          <w:color w:val="C2410C"/>
+          <w:color w:val="A65200"/>
           <w:spacing w:val="20"/>
           <w:sz w:val="18"/>
           <w:szCs w:val="18"/>
@@ -1095,7 +1149,7 @@
           <w:rFonts w:ascii="Calibri" w:cs="Calibri" w:eastAsia="Calibri" w:hAnsi="Calibri"/>
           <w:b/>
           <w:bCs/>
-          <w:color w:val="1F2937"/>
+          <w:color w:val="1D1D1B"/>
           <w:sz w:val="24"/>
           <w:szCs w:val="24"/>
         </w:rPr>
@@ -1114,7 +1168,7 @@
       <w:r>
         <w:rPr>
           <w:rFonts w:ascii="Calibri" w:cs="Calibri" w:eastAsia="Calibri" w:hAnsi="Calibri"/>
-          <w:color w:val="1F2937"/>
+          <w:color w:val="1D1D1B"/>
           <w:sz w:val="22"/>
           <w:szCs w:val="22"/>
         </w:rPr>
@@ -1133,7 +1187,7 @@
       <w:r>
         <w:rPr>
           <w:rFonts w:ascii="Calibri" w:cs="Calibri" w:eastAsia="Calibri" w:hAnsi="Calibri"/>
-          <w:color w:val="1F2937"/>
+          <w:color w:val="1D1D1B"/>
           <w:sz w:val="22"/>
           <w:szCs w:val="22"/>
         </w:rPr>
@@ -1145,7 +1199,7 @@
         <w:pStyle w:val="Heading1"/>
         <w:keepNext/>
         <w:pBdr>
-          <w:bottom w:val="single" w:color="C2410C" w:sz="8" w:space="4"/>
+          <w:bottom w:val="single" w:color="EF7D00" w:sz="18" w:space="4"/>
         </w:pBdr>
         <w:spacing w:after="160" w:before="360"/>
       </w:pPr>
@@ -1154,11 +1208,11 @@
           <w:rFonts w:ascii="Calibri" w:cs="Calibri" w:eastAsia="Calibri" w:hAnsi="Calibri"/>
           <w:b/>
           <w:bCs/>
-          <w:color w:val="C2410C"/>
-          <w:sz w:val="30"/>
-          <w:szCs w:val="30"/>
-        </w:rPr>
-        <w:t xml:space="preserve">Prompts sugeridos</w:t>
+          <w:color w:val="1D1D1B"/>
+          <w:sz w:val="28"/>
+          <w:szCs w:val="28"/>
+        </w:rPr>
+        <w:t xml:space="preserve">PROMPTS SUGERIDOS</w:t>
       </w:r>
     </w:p>
     <w:p>
@@ -1168,7 +1222,7 @@
       <w:r>
         <w:rPr>
           <w:rFonts w:ascii="Calibri" w:cs="Calibri" w:eastAsia="Calibri" w:hAnsi="Calibri"/>
-          <w:color w:val="1F2937"/>
+          <w:color w:val="1D1D1B"/>
           <w:sz w:val="22"/>
           <w:szCs w:val="22"/>
         </w:rPr>
@@ -1197,11 +1251,11 @@
             <w:tcW w:type="dxa" w:w="10080"/>
             <w:tcBorders>
               <w:top w:val="none" w:color="FFFFFF" w:sz="0"/>
-              <w:left w:val="single" w:color="9CA3AF" w:sz="24"/>
+              <w:left w:val="single" w:color="1D1D1B" w:sz="24"/>
               <w:bottom w:val="none" w:color="FFFFFF" w:sz="0"/>
               <w:right w:val="none" w:color="FFFFFF" w:sz="0"/>
             </w:tcBorders>
-            <w:shd w:fill="F3F4F6" w:color="auto" w:val="clear"/>
+            <w:shd w:fill="F4F4F2" w:color="auto" w:val="clear"/>
             <w:tcMar>
               <w:top w:type="dxa" w:w="160"/>
               <w:left w:type="dxa" w:w="240"/>
@@ -1218,7 +1272,7 @@
                 <w:rFonts w:ascii="Calibri" w:cs="Calibri" w:eastAsia="Calibri" w:hAnsi="Calibri"/>
                 <w:b/>
                 <w:bCs/>
-                <w:color w:val="4B5563"/>
+                <w:color w:val="1D1D1B"/>
                 <w:spacing w:val="20"/>
                 <w:sz w:val="17"/>
                 <w:szCs w:val="17"/>
@@ -1233,7 +1287,7 @@
             <w:r>
               <w:rPr>
                 <w:rFonts w:ascii="Consolas" w:cs="Consolas" w:eastAsia="Consolas" w:hAnsi="Consolas"/>
-                <w:color w:val="1F2937"/>
+                <w:color w:val="1D1D1B"/>
                 <w:sz w:val="19"/>
                 <w:szCs w:val="19"/>
               </w:rPr>
@@ -1247,7 +1301,7 @@
             <w:r>
               <w:rPr>
                 <w:rFonts w:ascii="Consolas" w:cs="Consolas" w:eastAsia="Consolas" w:hAnsi="Consolas"/>
-                <w:color w:val="1F2937"/>
+                <w:color w:val="1D1D1B"/>
                 <w:sz w:val="19"/>
                 <w:szCs w:val="19"/>
               </w:rPr>
@@ -1261,7 +1315,7 @@
             <w:r>
               <w:rPr>
                 <w:rFonts w:ascii="Consolas" w:cs="Consolas" w:eastAsia="Consolas" w:hAnsi="Consolas"/>
-                <w:color w:val="1F2937"/>
+                <w:color w:val="1D1D1B"/>
                 <w:sz w:val="19"/>
                 <w:szCs w:val="19"/>
               </w:rPr>
@@ -1275,7 +1329,7 @@
             <w:r>
               <w:rPr>
                 <w:rFonts w:ascii="Consolas" w:cs="Consolas" w:eastAsia="Consolas" w:hAnsi="Consolas"/>
-                <w:color w:val="1F2937"/>
+                <w:color w:val="1D1D1B"/>
                 <w:sz w:val="19"/>
                 <w:szCs w:val="19"/>
               </w:rPr>
@@ -1289,7 +1343,7 @@
             <w:r>
               <w:rPr>
                 <w:rFonts w:ascii="Consolas" w:cs="Consolas" w:eastAsia="Consolas" w:hAnsi="Consolas"/>
-                <w:color w:val="1F2937"/>
+                <w:color w:val="1D1D1B"/>
                 <w:sz w:val="19"/>
                 <w:szCs w:val="19"/>
               </w:rPr>
@@ -1303,7 +1357,7 @@
             <w:r>
               <w:rPr>
                 <w:rFonts w:ascii="Consolas" w:cs="Consolas" w:eastAsia="Consolas" w:hAnsi="Consolas"/>
-                <w:color w:val="1F2937"/>
+                <w:color w:val="1D1D1B"/>
                 <w:sz w:val="19"/>
                 <w:szCs w:val="19"/>
               </w:rPr>
@@ -1317,7 +1371,7 @@
             <w:r>
               <w:rPr>
                 <w:rFonts w:ascii="Consolas" w:cs="Consolas" w:eastAsia="Consolas" w:hAnsi="Consolas"/>
-                <w:color w:val="1F2937"/>
+                <w:color w:val="1D1D1B"/>
                 <w:sz w:val="19"/>
                 <w:szCs w:val="19"/>
               </w:rPr>
@@ -1354,11 +1408,11 @@
             <w:tcW w:type="dxa" w:w="10080"/>
             <w:tcBorders>
               <w:top w:val="none" w:color="FFFFFF" w:sz="0"/>
-              <w:left w:val="single" w:color="9CA3AF" w:sz="24"/>
+              <w:left w:val="single" w:color="1D1D1B" w:sz="24"/>
               <w:bottom w:val="none" w:color="FFFFFF" w:sz="0"/>
               <w:right w:val="none" w:color="FFFFFF" w:sz="0"/>
             </w:tcBorders>
-            <w:shd w:fill="F3F4F6" w:color="auto" w:val="clear"/>
+            <w:shd w:fill="F4F4F2" w:color="auto" w:val="clear"/>
             <w:tcMar>
               <w:top w:type="dxa" w:w="160"/>
               <w:left w:type="dxa" w:w="240"/>
@@ -1375,7 +1429,7 @@
                 <w:rFonts w:ascii="Calibri" w:cs="Calibri" w:eastAsia="Calibri" w:hAnsi="Calibri"/>
                 <w:b/>
                 <w:bCs/>
-                <w:color w:val="4B5563"/>
+                <w:color w:val="1D1D1B"/>
                 <w:spacing w:val="20"/>
                 <w:sz w:val="17"/>
                 <w:szCs w:val="17"/>
@@ -1390,7 +1444,7 @@
             <w:r>
               <w:rPr>
                 <w:rFonts w:ascii="Consolas" w:cs="Consolas" w:eastAsia="Consolas" w:hAnsi="Consolas"/>
-                <w:color w:val="1F2937"/>
+                <w:color w:val="1D1D1B"/>
                 <w:sz w:val="19"/>
                 <w:szCs w:val="19"/>
               </w:rPr>
@@ -1404,7 +1458,7 @@
             <w:r>
               <w:rPr>
                 <w:rFonts w:ascii="Consolas" w:cs="Consolas" w:eastAsia="Consolas" w:hAnsi="Consolas"/>
-                <w:color w:val="1F2937"/>
+                <w:color w:val="1D1D1B"/>
                 <w:sz w:val="19"/>
                 <w:szCs w:val="19"/>
               </w:rPr>
@@ -1441,11 +1495,11 @@
             <w:tcW w:type="dxa" w:w="10080"/>
             <w:tcBorders>
               <w:top w:val="none" w:color="FFFFFF" w:sz="0"/>
-              <w:left w:val="single" w:color="C2410C" w:sz="24"/>
+              <w:left w:val="single" w:color="EF7D00" w:sz="24"/>
               <w:bottom w:val="none" w:color="FFFFFF" w:sz="0"/>
               <w:right w:val="none" w:color="FFFFFF" w:sz="0"/>
             </w:tcBorders>
-            <w:shd w:fill="FDF0E8" w:color="auto" w:val="clear"/>
+            <w:shd w:fill="FDEBD3" w:color="auto" w:val="clear"/>
             <w:tcMar>
               <w:top w:type="dxa" w:w="160"/>
               <w:left w:type="dxa" w:w="240"/>
@@ -1462,7 +1516,7 @@
                 <w:rFonts w:ascii="Calibri" w:cs="Calibri" w:eastAsia="Calibri" w:hAnsi="Calibri"/>
                 <w:b/>
                 <w:bCs/>
-                <w:color w:val="C2410C"/>
+                <w:color w:val="A65200"/>
                 <w:spacing w:val="20"/>
                 <w:sz w:val="17"/>
                 <w:szCs w:val="17"/>
@@ -1477,7 +1531,7 @@
             <w:r>
               <w:rPr>
                 <w:rFonts w:ascii="Calibri" w:cs="Calibri" w:eastAsia="Calibri" w:hAnsi="Calibri"/>
-                <w:color w:val="1F2937"/>
+                <w:color w:val="1D1D1B"/>
                 <w:sz w:val="22"/>
                 <w:szCs w:val="22"/>
               </w:rPr>
@@ -1497,7 +1551,7 @@
         <w:pStyle w:val="Heading1"/>
         <w:keepNext/>
         <w:pBdr>
-          <w:bottom w:val="single" w:color="C2410C" w:sz="8" w:space="4"/>
+          <w:bottom w:val="single" w:color="EF7D00" w:sz="18" w:space="4"/>
         </w:pBdr>
         <w:spacing w:after="160" w:before="360"/>
       </w:pPr>
@@ -1506,23 +1560,23 @@
           <w:rFonts w:ascii="Calibri" w:cs="Calibri" w:eastAsia="Calibri" w:hAnsi="Calibri"/>
           <w:b/>
           <w:bCs/>
-          <w:color w:val="C2410C"/>
-          <w:sz w:val="30"/>
-          <w:szCs w:val="30"/>
-        </w:rPr>
-        <w:t xml:space="preserve">Ejemplo de criterio bien redactado</w:t>
+          <w:color w:val="1D1D1B"/>
+          <w:sz w:val="28"/>
+          <w:szCs w:val="28"/>
+        </w:rPr>
+        <w:t xml:space="preserve">EJEMPLO DE CRITERIO BIEN REDACTADO</w:t>
       </w:r>
     </w:p>
     <w:tbl>
       <w:tblPr>
         <w:tblW w:type="dxa" w:w="10080"/>
         <w:tblBorders>
-          <w:top w:val="single" w:color="E5E7EB" w:sz="4"/>
-          <w:left w:val="single" w:color="E5E7EB" w:sz="4"/>
-          <w:bottom w:val="single" w:color="E5E7EB" w:sz="4"/>
-          <w:right w:val="single" w:color="E5E7EB" w:sz="4"/>
-          <w:insideH w:val="single" w:color="E5E7EB" w:sz="4"/>
-          <w:insideV w:val="single" w:color="E5E7EB" w:sz="4"/>
+          <w:top w:val="single" w:color="E2E2DF" w:sz="4"/>
+          <w:left w:val="single" w:color="E2E2DF" w:sz="4"/>
+          <w:bottom w:val="single" w:color="E2E2DF" w:sz="4"/>
+          <w:right w:val="single" w:color="E2E2DF" w:sz="4"/>
+          <w:insideH w:val="single" w:color="E2E2DF" w:sz="4"/>
+          <w:insideV w:val="single" w:color="E2E2DF" w:sz="4"/>
         </w:tblBorders>
         <w:tblLayout w:type="fixed"/>
       </w:tblPr>
@@ -1537,7 +1591,7 @@
         <w:tc>
           <w:tcPr>
             <w:tcW w:type="dxa" w:w="3629"/>
-            <w:shd w:fill="C2410C" w:color="auto" w:val="clear"/>
+            <w:shd w:fill="EF7D00" w:color="auto" w:val="clear"/>
             <w:tcMar>
               <w:top w:type="dxa" w:w="100"/>
               <w:left w:type="dxa" w:w="140"/>
@@ -1554,7 +1608,7 @@
               <w:rPr>
                 <w:b/>
                 <w:bCs/>
-                <w:color w:val="FFFFFF"/>
+                <w:color w:val="1D1D1B"/>
                 <w:sz w:val="20"/>
                 <w:szCs w:val="20"/>
               </w:rPr>
@@ -1565,7 +1619,7 @@
         <w:tc>
           <w:tcPr>
             <w:tcW w:type="dxa" w:w="6451"/>
-            <w:shd w:fill="C2410C" w:color="auto" w:val="clear"/>
+            <w:shd w:fill="EF7D00" w:color="auto" w:val="clear"/>
             <w:tcMar>
               <w:top w:type="dxa" w:w="100"/>
               <w:left w:type="dxa" w:w="140"/>
@@ -1582,7 +1636,7 @@
               <w:rPr>
                 <w:b/>
                 <w:bCs/>
-                <w:color w:val="FFFFFF"/>
+                <w:color w:val="1D1D1B"/>
                 <w:sz w:val="20"/>
                 <w:szCs w:val="20"/>
               </w:rPr>
@@ -1615,7 +1669,7 @@
               <w:rPr>
                 <w:b/>
                 <w:bCs/>
-                <w:color w:val="1F2937"/>
+                <w:color w:val="1D1D1B"/>
                 <w:sz w:val="20"/>
                 <w:szCs w:val="20"/>
               </w:rPr>
@@ -1643,7 +1697,7 @@
               <w:rPr>
                 <w:b w:val="false"/>
                 <w:bCs w:val="false"/>
-                <w:color w:val="1F2937"/>
+                <w:color w:val="1D1D1B"/>
                 <w:sz w:val="20"/>
                 <w:szCs w:val="20"/>
               </w:rPr>
@@ -1659,7 +1713,7 @@
         <w:tc>
           <w:tcPr>
             <w:tcW w:type="dxa" w:w="3629"/>
-            <w:shd w:fill="F9FAFB" w:color="auto" w:val="clear"/>
+            <w:shd w:fill="F4F4F2" w:color="auto" w:val="clear"/>
             <w:tcMar>
               <w:top w:type="dxa" w:w="100"/>
               <w:left w:type="dxa" w:w="140"/>
@@ -1676,7 +1730,7 @@
               <w:rPr>
                 <w:b/>
                 <w:bCs/>
-                <w:color w:val="1F2937"/>
+                <w:color w:val="1D1D1B"/>
                 <w:sz w:val="20"/>
                 <w:szCs w:val="20"/>
               </w:rPr>
@@ -1687,7 +1741,7 @@
         <w:tc>
           <w:tcPr>
             <w:tcW w:type="dxa" w:w="6451"/>
-            <w:shd w:fill="F9FAFB" w:color="auto" w:val="clear"/>
+            <w:shd w:fill="F4F4F2" w:color="auto" w:val="clear"/>
             <w:tcMar>
               <w:top w:type="dxa" w:w="100"/>
               <w:left w:type="dxa" w:w="140"/>
@@ -1704,7 +1758,7 @@
               <w:rPr>
                 <w:b w:val="false"/>
                 <w:bCs w:val="false"/>
-                <w:color w:val="1F2937"/>
+                <w:color w:val="1D1D1B"/>
                 <w:sz w:val="20"/>
                 <w:szCs w:val="20"/>
               </w:rPr>
@@ -1737,7 +1791,7 @@
               <w:rPr>
                 <w:b/>
                 <w:bCs/>
-                <w:color w:val="1F2937"/>
+                <w:color w:val="1D1D1B"/>
                 <w:sz w:val="20"/>
                 <w:szCs w:val="20"/>
               </w:rPr>
@@ -1765,7 +1819,7 @@
               <w:rPr>
                 <w:b w:val="false"/>
                 <w:bCs w:val="false"/>
-                <w:color w:val="1F2937"/>
+                <w:color w:val="1D1D1B"/>
                 <w:sz w:val="20"/>
                 <w:szCs w:val="20"/>
               </w:rPr>
@@ -1781,7 +1835,7 @@
         <w:tc>
           <w:tcPr>
             <w:tcW w:type="dxa" w:w="3629"/>
-            <w:shd w:fill="F9FAFB" w:color="auto" w:val="clear"/>
+            <w:shd w:fill="F4F4F2" w:color="auto" w:val="clear"/>
             <w:tcMar>
               <w:top w:type="dxa" w:w="100"/>
               <w:left w:type="dxa" w:w="140"/>
@@ -1798,7 +1852,7 @@
               <w:rPr>
                 <w:b/>
                 <w:bCs/>
-                <w:color w:val="1F2937"/>
+                <w:color w:val="1D1D1B"/>
                 <w:sz w:val="20"/>
                 <w:szCs w:val="20"/>
               </w:rPr>
@@ -1809,7 +1863,7 @@
         <w:tc>
           <w:tcPr>
             <w:tcW w:type="dxa" w:w="6451"/>
-            <w:shd w:fill="F9FAFB" w:color="auto" w:val="clear"/>
+            <w:shd w:fill="F4F4F2" w:color="auto" w:val="clear"/>
             <w:tcMar>
               <w:top w:type="dxa" w:w="100"/>
               <w:left w:type="dxa" w:w="140"/>
@@ -1826,7 +1880,7 @@
               <w:rPr>
                 <w:b w:val="false"/>
                 <w:bCs w:val="false"/>
-                <w:color w:val="1F2937"/>
+                <w:color w:val="1D1D1B"/>
                 <w:sz w:val="20"/>
                 <w:szCs w:val="20"/>
               </w:rPr>
@@ -1846,7 +1900,7 @@
         <w:pStyle w:val="Heading1"/>
         <w:keepNext/>
         <w:pBdr>
-          <w:bottom w:val="single" w:color="C2410C" w:sz="8" w:space="4"/>
+          <w:bottom w:val="single" w:color="EF7D00" w:sz="18" w:space="4"/>
         </w:pBdr>
         <w:spacing w:after="160" w:before="360"/>
       </w:pPr>
@@ -1855,11 +1909,11 @@
           <w:rFonts w:ascii="Calibri" w:cs="Calibri" w:eastAsia="Calibri" w:hAnsi="Calibri"/>
           <w:b/>
           <w:bCs/>
-          <w:color w:val="C2410C"/>
-          <w:sz w:val="30"/>
-          <w:szCs w:val="30"/>
-        </w:rPr>
-        <w:t xml:space="preserve">Buenas prácticas</w:t>
+          <w:color w:val="1D1D1B"/>
+          <w:sz w:val="28"/>
+          <w:szCs w:val="28"/>
+        </w:rPr>
+        <w:t xml:space="preserve">BUENAS PRÁCTICAS</w:t>
       </w:r>
     </w:p>
     <w:p>
@@ -1874,7 +1928,7 @@
       <w:r>
         <w:rPr>
           <w:rFonts w:ascii="Calibri" w:cs="Calibri" w:eastAsia="Calibri" w:hAnsi="Calibri"/>
-          <w:color w:val="1F2937"/>
+          <w:color w:val="1D1D1B"/>
           <w:sz w:val="22"/>
           <w:szCs w:val="22"/>
         </w:rPr>
@@ -1893,7 +1947,7 @@
       <w:r>
         <w:rPr>
           <w:rFonts w:ascii="Calibri" w:cs="Calibri" w:eastAsia="Calibri" w:hAnsi="Calibri"/>
-          <w:color w:val="1F2937"/>
+          <w:color w:val="1D1D1B"/>
           <w:sz w:val="22"/>
           <w:szCs w:val="22"/>
         </w:rPr>
@@ -1912,7 +1966,7 @@
       <w:r>
         <w:rPr>
           <w:rFonts w:ascii="Calibri" w:cs="Calibri" w:eastAsia="Calibri" w:hAnsi="Calibri"/>
-          <w:color w:val="1F2937"/>
+          <w:color w:val="1D1D1B"/>
           <w:sz w:val="22"/>
           <w:szCs w:val="22"/>
         </w:rPr>
@@ -1924,7 +1978,7 @@
         <w:pStyle w:val="Heading1"/>
         <w:keepNext/>
         <w:pBdr>
-          <w:bottom w:val="single" w:color="C2410C" w:sz="8" w:space="4"/>
+          <w:bottom w:val="single" w:color="EF7D00" w:sz="18" w:space="4"/>
         </w:pBdr>
         <w:spacing w:after="160" w:before="360"/>
       </w:pPr>
@@ -1933,23 +1987,23 @@
           <w:rFonts w:ascii="Calibri" w:cs="Calibri" w:eastAsia="Calibri" w:hAnsi="Calibri"/>
           <w:b/>
           <w:bCs/>
-          <w:color w:val="C2410C"/>
-          <w:sz w:val="30"/>
-          <w:szCs w:val="30"/>
-        </w:rPr>
-        <w:t xml:space="preserve">Errores frecuentes y cómo resolverlos</w:t>
+          <w:color w:val="1D1D1B"/>
+          <w:sz w:val="28"/>
+          <w:szCs w:val="28"/>
+        </w:rPr>
+        <w:t xml:space="preserve">ERRORES FRECUENTES Y CÓMO RESOLVERLOS</w:t>
       </w:r>
     </w:p>
     <w:tbl>
       <w:tblPr>
         <w:tblW w:type="dxa" w:w="10080"/>
         <w:tblBorders>
-          <w:top w:val="single" w:color="E5E7EB" w:sz="4"/>
-          <w:left w:val="single" w:color="E5E7EB" w:sz="4"/>
-          <w:bottom w:val="single" w:color="E5E7EB" w:sz="4"/>
-          <w:right w:val="single" w:color="E5E7EB" w:sz="4"/>
-          <w:insideH w:val="single" w:color="E5E7EB" w:sz="4"/>
-          <w:insideV w:val="single" w:color="E5E7EB" w:sz="4"/>
+          <w:top w:val="single" w:color="E2E2DF" w:sz="4"/>
+          <w:left w:val="single" w:color="E2E2DF" w:sz="4"/>
+          <w:bottom w:val="single" w:color="E2E2DF" w:sz="4"/>
+          <w:right w:val="single" w:color="E2E2DF" w:sz="4"/>
+          <w:insideH w:val="single" w:color="E2E2DF" w:sz="4"/>
+          <w:insideV w:val="single" w:color="E2E2DF" w:sz="4"/>
         </w:tblBorders>
         <w:tblLayout w:type="fixed"/>
       </w:tblPr>
@@ -1964,7 +2018,7 @@
         <w:tc>
           <w:tcPr>
             <w:tcW w:type="dxa" w:w="3629"/>
-            <w:shd w:fill="C2410C" w:color="auto" w:val="clear"/>
+            <w:shd w:fill="EF7D00" w:color="auto" w:val="clear"/>
             <w:tcMar>
               <w:top w:type="dxa" w:w="100"/>
               <w:left w:type="dxa" w:w="140"/>
@@ -1981,7 +2035,7 @@
               <w:rPr>
                 <w:b/>
                 <w:bCs/>
-                <w:color w:val="FFFFFF"/>
+                <w:color w:val="1D1D1B"/>
                 <w:sz w:val="20"/>
                 <w:szCs w:val="20"/>
               </w:rPr>
@@ -1992,7 +2046,7 @@
         <w:tc>
           <w:tcPr>
             <w:tcW w:type="dxa" w:w="6451"/>
-            <w:shd w:fill="C2410C" w:color="auto" w:val="clear"/>
+            <w:shd w:fill="EF7D00" w:color="auto" w:val="clear"/>
             <w:tcMar>
               <w:top w:type="dxa" w:w="100"/>
               <w:left w:type="dxa" w:w="140"/>
@@ -2009,7 +2063,7 @@
               <w:rPr>
                 <w:b/>
                 <w:bCs/>
-                <w:color w:val="FFFFFF"/>
+                <w:color w:val="1D1D1B"/>
                 <w:sz w:val="20"/>
                 <w:szCs w:val="20"/>
               </w:rPr>
@@ -2042,7 +2096,7 @@
               <w:rPr>
                 <w:b/>
                 <w:bCs/>
-                <w:color w:val="1F2937"/>
+                <w:color w:val="1D1D1B"/>
                 <w:sz w:val="20"/>
                 <w:szCs w:val="20"/>
               </w:rPr>
@@ -2070,7 +2124,7 @@
               <w:rPr>
                 <w:b w:val="false"/>
                 <w:bCs w:val="false"/>
-                <w:color w:val="1F2937"/>
+                <w:color w:val="1D1D1B"/>
                 <w:sz w:val="20"/>
                 <w:szCs w:val="20"/>
               </w:rPr>
@@ -2086,7 +2140,7 @@
         <w:tc>
           <w:tcPr>
             <w:tcW w:type="dxa" w:w="3629"/>
-            <w:shd w:fill="F9FAFB" w:color="auto" w:val="clear"/>
+            <w:shd w:fill="F4F4F2" w:color="auto" w:val="clear"/>
             <w:tcMar>
               <w:top w:type="dxa" w:w="100"/>
               <w:left w:type="dxa" w:w="140"/>
@@ -2103,7 +2157,7 @@
               <w:rPr>
                 <w:b/>
                 <w:bCs/>
-                <w:color w:val="1F2937"/>
+                <w:color w:val="1D1D1B"/>
                 <w:sz w:val="20"/>
                 <w:szCs w:val="20"/>
               </w:rPr>
@@ -2114,7 +2168,7 @@
         <w:tc>
           <w:tcPr>
             <w:tcW w:type="dxa" w:w="6451"/>
-            <w:shd w:fill="F9FAFB" w:color="auto" w:val="clear"/>
+            <w:shd w:fill="F4F4F2" w:color="auto" w:val="clear"/>
             <w:tcMar>
               <w:top w:type="dxa" w:w="100"/>
               <w:left w:type="dxa" w:w="140"/>
@@ -2131,7 +2185,7 @@
               <w:rPr>
                 <w:b w:val="false"/>
                 <w:bCs w:val="false"/>
-                <w:color w:val="1F2937"/>
+                <w:color w:val="1D1D1B"/>
                 <w:sz w:val="20"/>
                 <w:szCs w:val="20"/>
               </w:rPr>
@@ -2164,7 +2218,7 @@
               <w:rPr>
                 <w:b/>
                 <w:bCs/>
-                <w:color w:val="1F2937"/>
+                <w:color w:val="1D1D1B"/>
                 <w:sz w:val="20"/>
                 <w:szCs w:val="20"/>
               </w:rPr>
@@ -2192,7 +2246,7 @@
               <w:rPr>
                 <w:b w:val="false"/>
                 <w:bCs w:val="false"/>
-                <w:color w:val="1F2937"/>
+                <w:color w:val="1D1D1B"/>
                 <w:sz w:val="20"/>
                 <w:szCs w:val="20"/>
               </w:rPr>
@@ -2212,7 +2266,7 @@
         <w:pStyle w:val="Heading1"/>
         <w:keepNext/>
         <w:pBdr>
-          <w:bottom w:val="single" w:color="C2410C" w:sz="8" w:space="4"/>
+          <w:bottom w:val="single" w:color="EF7D00" w:sz="18" w:space="4"/>
         </w:pBdr>
         <w:spacing w:after="160" w:before="360"/>
       </w:pPr>
@@ -2221,11 +2275,11 @@
           <w:rFonts w:ascii="Calibri" w:cs="Calibri" w:eastAsia="Calibri" w:hAnsi="Calibri"/>
           <w:b/>
           <w:bCs/>
-          <w:color w:val="C2410C"/>
-          <w:sz w:val="30"/>
-          <w:szCs w:val="30"/>
-        </w:rPr>
-        <w:t xml:space="preserve">Reto práctico</w:t>
+          <w:color w:val="1D1D1B"/>
+          <w:sz w:val="28"/>
+          <w:szCs w:val="28"/>
+        </w:rPr>
+        <w:t xml:space="preserve">RETO PRÁCTICO</w:t>
       </w:r>
     </w:p>
     <w:tbl>
@@ -2250,11 +2304,11 @@
             <w:tcW w:type="dxa" w:w="10080"/>
             <w:tcBorders>
               <w:top w:val="none" w:color="FFFFFF" w:sz="0"/>
-              <w:left w:val="single" w:color="C2410C" w:sz="24"/>
+              <w:left w:val="single" w:color="1D1D1B" w:sz="24"/>
               <w:bottom w:val="none" w:color="FFFFFF" w:sz="0"/>
               <w:right w:val="none" w:color="FFFFFF" w:sz="0"/>
             </w:tcBorders>
-            <w:shd w:fill="FDF0E8" w:color="auto" w:val="clear"/>
+            <w:shd w:fill="F4F4F2" w:color="auto" w:val="clear"/>
             <w:tcMar>
               <w:top w:type="dxa" w:w="160"/>
               <w:left w:type="dxa" w:w="240"/>
@@ -2271,7 +2325,7 @@
                 <w:rFonts w:ascii="Calibri" w:cs="Calibri" w:eastAsia="Calibri" w:hAnsi="Calibri"/>
                 <w:b/>
                 <w:bCs/>
-                <w:color w:val="C2410C"/>
+                <w:color w:val="1D1D1B"/>
                 <w:spacing w:val="20"/>
                 <w:sz w:val="17"/>
                 <w:szCs w:val="17"/>
@@ -2286,7 +2340,7 @@
             <w:r>
               <w:rPr>
                 <w:rFonts w:ascii="Calibri" w:cs="Calibri" w:eastAsia="Calibri" w:hAnsi="Calibri"/>
-                <w:color w:val="1F2937"/>
+                <w:color w:val="1D1D1B"/>
                 <w:sz w:val="22"/>
                 <w:szCs w:val="22"/>
               </w:rPr>
@@ -2306,7 +2360,7 @@
         <w:pStyle w:val="Heading1"/>
         <w:keepNext/>
         <w:pBdr>
-          <w:bottom w:val="single" w:color="C2410C" w:sz="8" w:space="4"/>
+          <w:bottom w:val="single" w:color="EF7D00" w:sz="18" w:space="4"/>
         </w:pBdr>
         <w:spacing w:after="160" w:before="360"/>
       </w:pPr>
@@ -2315,11 +2369,11 @@
           <w:rFonts w:ascii="Calibri" w:cs="Calibri" w:eastAsia="Calibri" w:hAnsi="Calibri"/>
           <w:b/>
           <w:bCs/>
-          <w:color w:val="C2410C"/>
-          <w:sz w:val="30"/>
-          <w:szCs w:val="30"/>
-        </w:rPr>
-        <w:t xml:space="preserve">Verifica tu avance</w:t>
+          <w:color w:val="1D1D1B"/>
+          <w:sz w:val="28"/>
+          <w:szCs w:val="28"/>
+        </w:rPr>
+        <w:t xml:space="preserve">VERIFICA TU AVANCE</w:t>
       </w:r>
     </w:p>
     <w:p>
@@ -2333,7 +2387,7 @@
       <w:r>
         <w:rPr>
           <w:rFonts w:ascii="Segoe UI Symbol" w:cs="Segoe UI Symbol" w:eastAsia="Segoe UI Symbol" w:hAnsi="Segoe UI Symbol"/>
-          <w:color w:val="4B5563"/>
+          <w:color w:val="5C5C5A"/>
           <w:sz w:val="26"/>
           <w:szCs w:val="26"/>
         </w:rPr>
@@ -2342,7 +2396,7 @@
       <w:r>
         <w:rPr>
           <w:rFonts w:ascii="Calibri" w:cs="Calibri" w:eastAsia="Calibri" w:hAnsi="Calibri"/>
-          <w:color w:val="1F2937"/>
+          <w:color w:val="1D1D1B"/>
           <w:sz w:val="22"/>
           <w:szCs w:val="22"/>
         </w:rPr>
@@ -2360,7 +2414,7 @@
       <w:r>
         <w:rPr>
           <w:rFonts w:ascii="Segoe UI Symbol" w:cs="Segoe UI Symbol" w:eastAsia="Segoe UI Symbol" w:hAnsi="Segoe UI Symbol"/>
-          <w:color w:val="4B5563"/>
+          <w:color w:val="5C5C5A"/>
           <w:sz w:val="26"/>
           <w:szCs w:val="26"/>
         </w:rPr>
@@ -2369,7 +2423,7 @@
       <w:r>
         <w:rPr>
           <w:rFonts w:ascii="Calibri" w:cs="Calibri" w:eastAsia="Calibri" w:hAnsi="Calibri"/>
-          <w:color w:val="1F2937"/>
+          <w:color w:val="1D1D1B"/>
           <w:sz w:val="22"/>
           <w:szCs w:val="22"/>
         </w:rPr>
@@ -2387,7 +2441,7 @@
       <w:r>
         <w:rPr>
           <w:rFonts w:ascii="Segoe UI Symbol" w:cs="Segoe UI Symbol" w:eastAsia="Segoe UI Symbol" w:hAnsi="Segoe UI Symbol"/>
-          <w:color w:val="4B5563"/>
+          <w:color w:val="5C5C5A"/>
           <w:sz w:val="26"/>
           <w:szCs w:val="26"/>
         </w:rPr>
@@ -2396,7 +2450,7 @@
       <w:r>
         <w:rPr>
           <w:rFonts w:ascii="Calibri" w:cs="Calibri" w:eastAsia="Calibri" w:hAnsi="Calibri"/>
-          <w:color w:val="1F2937"/>
+          <w:color w:val="1D1D1B"/>
           <w:sz w:val="22"/>
           <w:szCs w:val="22"/>
         </w:rPr>
@@ -2414,7 +2468,7 @@
       <w:r>
         <w:rPr>
           <w:rFonts w:ascii="Segoe UI Symbol" w:cs="Segoe UI Symbol" w:eastAsia="Segoe UI Symbol" w:hAnsi="Segoe UI Symbol"/>
-          <w:color w:val="4B5563"/>
+          <w:color w:val="5C5C5A"/>
           <w:sz w:val="26"/>
           <w:szCs w:val="26"/>
         </w:rPr>
@@ -2423,7 +2477,7 @@
       <w:r>
         <w:rPr>
           <w:rFonts w:ascii="Calibri" w:cs="Calibri" w:eastAsia="Calibri" w:hAnsi="Calibri"/>
-          <w:color w:val="1F2937"/>
+          <w:color w:val="1D1D1B"/>
           <w:sz w:val="22"/>
           <w:szCs w:val="22"/>
         </w:rPr>
@@ -2457,11 +2511,11 @@
             <w:tcW w:type="dxa" w:w="10080"/>
             <w:tcBorders>
               <w:top w:val="none" w:color="FFFFFF" w:sz="0"/>
-              <w:left w:val="none" w:color="FFFFFF" w:sz="0"/>
+              <w:left w:val="single" w:color="EF7D00" w:sz="24"/>
               <w:bottom w:val="none" w:color="FFFFFF" w:sz="0"/>
               <w:right w:val="none" w:color="FFFFFF" w:sz="0"/>
             </w:tcBorders>
-            <w:shd w:fill="1F2937" w:color="auto" w:val="clear"/>
+            <w:shd w:fill="1D1D1B" w:color="auto" w:val="clear"/>
             <w:tcMar>
               <w:top w:type="dxa" w:w="240"/>
               <w:left w:type="dxa" w:w="300"/>
@@ -2478,7 +2532,7 @@
                 <w:rFonts w:ascii="Calibri" w:cs="Calibri" w:eastAsia="Calibri" w:hAnsi="Calibri"/>
                 <w:b/>
                 <w:bCs/>
-                <w:color w:val="FFFFFF"/>
+                <w:color w:val="EF7D00"/>
                 <w:sz w:val="24"/>
                 <w:szCs w:val="24"/>
               </w:rPr>
@@ -2573,7 +2627,7 @@
     <w:r>
       <w:rPr>
         <w:rFonts w:ascii="Calibri" w:cs="Calibri" w:eastAsia="Calibri" w:hAnsi="Calibri"/>
-        <w:color w:val="4B5563"/>
+        <w:color w:val="5C5C5A"/>
         <w:sz w:val="16"/>
         <w:szCs w:val="16"/>
       </w:rPr>
@@ -2582,7 +2636,7 @@
     <w:r>
       <w:rPr>
         <w:rFonts w:ascii="Calibri" w:cs="Calibri" w:eastAsia="Calibri" w:hAnsi="Calibri"/>
-        <w:color w:val="4B5563"/>
+        <w:color w:val="5C5C5A"/>
         <w:sz w:val="16"/>
         <w:szCs w:val="16"/>
       </w:rPr>
@@ -2591,7 +2645,7 @@
     <w:r>
       <w:rPr>
         <w:rFonts w:ascii="Calibri" w:cs="Calibri" w:eastAsia="Calibri" w:hAnsi="Calibri"/>
-        <w:color w:val="4B5563"/>
+        <w:color w:val="5C5C5A"/>
         <w:sz w:val="16"/>
         <w:szCs w:val="16"/>
       </w:rPr>
@@ -2603,7 +2657,7 @@
     <w:r>
       <w:rPr>
         <w:rFonts w:ascii="Calibri" w:cs="Calibri" w:eastAsia="Calibri" w:hAnsi="Calibri"/>
-        <w:color w:val="4B5563"/>
+        <w:color w:val="5C5C5A"/>
         <w:sz w:val="16"/>
         <w:szCs w:val="16"/>
       </w:rPr>
@@ -2612,7 +2666,7 @@
     <w:r>
       <w:rPr>
         <w:rFonts w:ascii="Calibri" w:cs="Calibri" w:eastAsia="Calibri" w:hAnsi="Calibri"/>
-        <w:color w:val="4B5563"/>
+        <w:color w:val="5C5C5A"/>
         <w:sz w:val="16"/>
         <w:szCs w:val="16"/>
       </w:rPr>
@@ -2667,7 +2721,7 @@
   <w:p>
     <w:pPr>
       <w:pBdr>
-        <w:bottom w:val="single" w:color="E5E7EB" w:sz="4" w:space="6"/>
+        <w:bottom w:val="single" w:color="E2E2DF" w:sz="4" w:space="6"/>
       </w:pBdr>
       <w:tabs>
         <w:tab w:val="right" w:pos="10080"/>
@@ -2678,7 +2732,7 @@
         <w:rFonts w:ascii="Calibri" w:cs="Calibri" w:eastAsia="Calibri" w:hAnsi="Calibri"/>
         <w:b/>
         <w:bCs/>
-        <w:color w:val="EF6C00"/>
+        <w:color w:val="A65200"/>
         <w:sz w:val="17"/>
         <w:szCs w:val="17"/>
       </w:rPr>
@@ -2687,7 +2741,7 @@
     <w:r>
       <w:rPr>
         <w:rFonts w:ascii="Calibri" w:cs="Calibri" w:eastAsia="Calibri" w:hAnsi="Calibri"/>
-        <w:color w:val="4B5563"/>
+        <w:color w:val="5C5C5A"/>
         <w:sz w:val="17"/>
         <w:szCs w:val="17"/>
       </w:rPr>
@@ -2698,7 +2752,7 @@
         <w:rFonts w:ascii="Calibri" w:cs="Calibri" w:eastAsia="Calibri" w:hAnsi="Calibri"/>
         <w:b/>
         <w:bCs/>
-        <w:color w:val="C2410C"/>
+        <w:color w:val="A65200"/>
         <w:sz w:val="17"/>
         <w:szCs w:val="17"/>
       </w:rPr>
@@ -2807,7 +2861,7 @@
       <w:rPr>
         <w:b/>
         <w:bCs/>
-        <w:color w:val="C2410C"/>
+        <w:color w:val="EF7D00"/>
       </w:rPr>
     </w:lvl>
   </w:abstractNum>
@@ -2832,7 +2886,7 @@
     <w:rPrDefault>
       <w:rPr>
         <w:rFonts w:ascii="Calibri" w:cs="Calibri" w:eastAsia="Calibri" w:hAnsi="Calibri"/>
-        <w:color w:val="1F2937"/>
+        <w:color w:val="1D1D1B"/>
         <w:sz w:val="22"/>
         <w:szCs w:val="22"/>
       </w:rPr>
@@ -3012,9 +3066,9 @@
       <w:rFonts w:ascii="Calibri" w:cs="Calibri" w:eastAsia="Calibri" w:hAnsi="Calibri"/>
       <w:b/>
       <w:bCs/>
-      <w:color w:val="C2410C"/>
-      <w:sz w:val="30"/>
-      <w:szCs w:val="30"/>
+      <w:color w:val="1D1D1B"/>
+      <w:sz w:val="28"/>
+      <w:szCs w:val="28"/>
     </w:rPr>
   </w:style>
   <w:style w:type="paragraph" w:styleId="Heading2">
@@ -3029,7 +3083,7 @@
       <w:rFonts w:ascii="Calibri" w:cs="Calibri" w:eastAsia="Calibri" w:hAnsi="Calibri"/>
       <w:b/>
       <w:bCs/>
-      <w:color w:val="1F2937"/>
+      <w:color w:val="1D1D1B"/>
       <w:sz w:val="24"/>
       <w:szCs w:val="24"/>
     </w:rPr>
@@ -3046,7 +3100,7 @@
       <w:rFonts w:ascii="Calibri" w:cs="Calibri" w:eastAsia="Calibri" w:hAnsi="Calibri"/>
       <w:b/>
       <w:bCs/>
-      <w:color w:val="1F2937"/>
+      <w:color w:val="1D1D1B"/>
       <w:sz w:val="23"/>
       <w:szCs w:val="23"/>
     </w:rPr>

--- a/word/Capsula_15_Crea_rubricas_con_IA.docx
+++ b/word/Capsula_15_Crea_rubricas_con_IA.docx
@@ -74,7 +74,7 @@
               <w:bottom w:val="none" w:color="FFFFFF" w:sz="0"/>
               <w:right w:val="none" w:color="FFFFFF" w:sz="0"/>
             </w:tcBorders>
-            <w:shd w:fill="EF7D00" w:color="auto" w:val="clear"/>
+            <w:shd w:fill="0D2227" w:color="auto" w:val="clear"/>
             <w:tcMar>
               <w:top w:type="dxa" w:w="360"/>
               <w:left w:type="dxa" w:w="360"/>
@@ -91,7 +91,7 @@
                 <w:rFonts w:ascii="Calibri" w:cs="Calibri" w:eastAsia="Calibri" w:hAnsi="Calibri"/>
                 <w:b/>
                 <w:bCs/>
-                <w:color w:val="1D1D1B"/>
+                <w:color w:val="B4C4C6"/>
                 <w:spacing w:val="30"/>
                 <w:sz w:val="18"/>
                 <w:szCs w:val="18"/>
@@ -106,9 +106,7 @@
             <w:r>
               <w:rPr>
                 <w:rFonts w:ascii="Calibri" w:cs="Calibri" w:eastAsia="Calibri" w:hAnsi="Calibri"/>
-                <w:b/>
-                <w:bCs/>
-                <w:color w:val="1D1D1B"/>
+                <w:color w:val="FAFBF7"/>
                 <w:sz w:val="48"/>
                 <w:szCs w:val="48"/>
               </w:rPr>
@@ -119,7 +117,7 @@
             <w:r>
               <w:rPr>
                 <w:rFonts w:ascii="Calibri" w:cs="Calibri" w:eastAsia="Calibri" w:hAnsi="Calibri"/>
-                <w:color w:val="1D1D1B"/>
+                <w:color w:val="B4C4C6"/>
                 <w:sz w:val="24"/>
                 <w:szCs w:val="24"/>
               </w:rPr>
@@ -132,7 +130,7 @@
     <w:p>
       <w:pPr>
         <w:pBdr>
-          <w:top w:val="single" w:color="1D1D1B" w:sz="36" w:space="0"/>
+          <w:top w:val="single" w:color="8A5CF6" w:sz="36" w:space="0"/>
         </w:pBdr>
         <w:spacing w:after="0"/>
       </w:pPr>
@@ -146,7 +144,7 @@
           <w:bottom w:val="none" w:color="FFFFFF" w:sz="0"/>
           <w:right w:val="none" w:color="FFFFFF" w:sz="0"/>
           <w:insideH w:val="none" w:color="FFFFFF" w:sz="0"/>
-          <w:insideV w:val="single" w:color="E2E2DF" w:sz="4"/>
+          <w:insideV w:val="single" w:color="CAD6D0" w:sz="4"/>
         </w:tblBorders>
         <w:tblLayout w:type="fixed"/>
       </w:tblPr>
@@ -160,7 +158,7 @@
         <w:tc>
           <w:tcPr>
             <w:tcW w:type="dxa" w:w="2520"/>
-            <w:shd w:fill="FDEBD3" w:color="auto" w:val="clear"/>
+            <w:shd w:fill="E8F2E9" w:color="auto" w:val="clear"/>
             <w:tcMar>
               <w:top w:type="dxa" w:w="140"/>
               <w:left w:type="dxa" w:w="200"/>
@@ -177,7 +175,7 @@
                 <w:rFonts w:ascii="Calibri" w:cs="Calibri" w:eastAsia="Calibri" w:hAnsi="Calibri"/>
                 <w:b/>
                 <w:bCs/>
-                <w:color w:val="5C5C5A"/>
+                <w:color w:val="52656A"/>
                 <w:spacing w:val="20"/>
                 <w:sz w:val="15"/>
                 <w:szCs w:val="15"/>
@@ -191,7 +189,7 @@
                 <w:rFonts w:ascii="Calibri" w:cs="Calibri" w:eastAsia="Calibri" w:hAnsi="Calibri"/>
                 <w:b/>
                 <w:bCs/>
-                <w:color w:val="1D1D1B"/>
+                <w:color w:val="183A43"/>
                 <w:sz w:val="20"/>
                 <w:szCs w:val="20"/>
               </w:rPr>
@@ -202,7 +200,7 @@
         <w:tc>
           <w:tcPr>
             <w:tcW w:type="dxa" w:w="2520"/>
-            <w:shd w:fill="FDEBD3" w:color="auto" w:val="clear"/>
+            <w:shd w:fill="E8F2E9" w:color="auto" w:val="clear"/>
             <w:tcMar>
               <w:top w:type="dxa" w:w="140"/>
               <w:left w:type="dxa" w:w="200"/>
@@ -219,7 +217,7 @@
                 <w:rFonts w:ascii="Calibri" w:cs="Calibri" w:eastAsia="Calibri" w:hAnsi="Calibri"/>
                 <w:b/>
                 <w:bCs/>
-                <w:color w:val="5C5C5A"/>
+                <w:color w:val="52656A"/>
                 <w:spacing w:val="20"/>
                 <w:sz w:val="15"/>
                 <w:szCs w:val="15"/>
@@ -233,7 +231,7 @@
                 <w:rFonts w:ascii="Calibri" w:cs="Calibri" w:eastAsia="Calibri" w:hAnsi="Calibri"/>
                 <w:b/>
                 <w:bCs/>
-                <w:color w:val="1D1D1B"/>
+                <w:color w:val="183A43"/>
                 <w:sz w:val="20"/>
                 <w:szCs w:val="20"/>
               </w:rPr>
@@ -244,7 +242,7 @@
         <w:tc>
           <w:tcPr>
             <w:tcW w:type="dxa" w:w="2520"/>
-            <w:shd w:fill="FDEBD3" w:color="auto" w:val="clear"/>
+            <w:shd w:fill="E8F2E9" w:color="auto" w:val="clear"/>
             <w:tcMar>
               <w:top w:type="dxa" w:w="140"/>
               <w:left w:type="dxa" w:w="200"/>
@@ -261,7 +259,7 @@
                 <w:rFonts w:ascii="Calibri" w:cs="Calibri" w:eastAsia="Calibri" w:hAnsi="Calibri"/>
                 <w:b/>
                 <w:bCs/>
-                <w:color w:val="5C5C5A"/>
+                <w:color w:val="52656A"/>
                 <w:spacing w:val="20"/>
                 <w:sz w:val="15"/>
                 <w:szCs w:val="15"/>
@@ -275,7 +273,7 @@
                 <w:rFonts w:ascii="Calibri" w:cs="Calibri" w:eastAsia="Calibri" w:hAnsi="Calibri"/>
                 <w:b/>
                 <w:bCs/>
-                <w:color w:val="1D1D1B"/>
+                <w:color w:val="183A43"/>
                 <w:sz w:val="20"/>
                 <w:szCs w:val="20"/>
               </w:rPr>
@@ -286,7 +284,7 @@
         <w:tc>
           <w:tcPr>
             <w:tcW w:type="dxa" w:w="2520"/>
-            <w:shd w:fill="FDEBD3" w:color="auto" w:val="clear"/>
+            <w:shd w:fill="E8F2E9" w:color="auto" w:val="clear"/>
             <w:tcMar>
               <w:top w:type="dxa" w:w="140"/>
               <w:left w:type="dxa" w:w="200"/>
@@ -303,7 +301,7 @@
                 <w:rFonts w:ascii="Calibri" w:cs="Calibri" w:eastAsia="Calibri" w:hAnsi="Calibri"/>
                 <w:b/>
                 <w:bCs/>
-                <w:color w:val="5C5C5A"/>
+                <w:color w:val="52656A"/>
                 <w:spacing w:val="20"/>
                 <w:sz w:val="15"/>
                 <w:szCs w:val="15"/>
@@ -317,7 +315,7 @@
                 <w:rFonts w:ascii="Calibri" w:cs="Calibri" w:eastAsia="Calibri" w:hAnsi="Calibri"/>
                 <w:b/>
                 <w:bCs/>
-                <w:color w:val="1D1D1B"/>
+                <w:color w:val="183A43"/>
                 <w:sz w:val="20"/>
                 <w:szCs w:val="20"/>
               </w:rPr>
@@ -337,20 +335,29 @@
         <w:pStyle w:val="Heading1"/>
         <w:keepNext/>
         <w:pBdr>
-          <w:bottom w:val="single" w:color="EF7D00" w:sz="18" w:space="4"/>
+          <w:bottom w:val="single" w:color="CAD6D0" w:sz="4" w:space="4"/>
         </w:pBdr>
         <w:spacing w:after="160" w:before="360"/>
       </w:pPr>
       <w:r>
         <w:rPr>
           <w:rFonts w:ascii="Calibri" w:cs="Calibri" w:eastAsia="Calibri" w:hAnsi="Calibri"/>
+          <w:color w:val="8A5CF6"/>
+          <w:sz w:val="24"/>
+          <w:szCs w:val="24"/>
+        </w:rPr>
+        <w:t xml:space="preserve">■  </w:t>
+      </w:r>
+      <w:r>
+        <w:rPr>
+          <w:rFonts w:ascii="Calibri" w:cs="Calibri" w:eastAsia="Calibri" w:hAnsi="Calibri"/>
           <w:b/>
           <w:bCs/>
-          <w:color w:val="1D1D1B"/>
-          <w:sz w:val="28"/>
-          <w:szCs w:val="28"/>
-        </w:rPr>
-        <w:t xml:space="preserve">¿QUÉ LOGRARÁS?</w:t>
+          <w:color w:val="183A43"/>
+          <w:sz w:val="30"/>
+          <w:szCs w:val="30"/>
+        </w:rPr>
+        <w:t xml:space="preserve">¿Qué lograrás?</w:t>
       </w:r>
     </w:p>
     <w:tbl>
@@ -375,11 +382,11 @@
             <w:tcW w:type="dxa" w:w="10080"/>
             <w:tcBorders>
               <w:top w:val="none" w:color="FFFFFF" w:sz="0"/>
-              <w:left w:val="single" w:color="EF7D00" w:sz="24"/>
+              <w:left w:val="single" w:color="8A5CF6" w:sz="24"/>
               <w:bottom w:val="none" w:color="FFFFFF" w:sz="0"/>
               <w:right w:val="none" w:color="FFFFFF" w:sz="0"/>
             </w:tcBorders>
-            <w:shd w:fill="FDEBD3" w:color="auto" w:val="clear"/>
+            <w:shd w:fill="EEEBF8" w:color="auto" w:val="clear"/>
             <w:tcMar>
               <w:top w:type="dxa" w:w="160"/>
               <w:left w:type="dxa" w:w="240"/>
@@ -396,7 +403,7 @@
                 <w:rFonts w:ascii="Calibri" w:cs="Calibri" w:eastAsia="Calibri" w:hAnsi="Calibri"/>
                 <w:b/>
                 <w:bCs/>
-                <w:color w:val="A65200"/>
+                <w:color w:val="52656A"/>
                 <w:spacing w:val="20"/>
                 <w:sz w:val="17"/>
                 <w:szCs w:val="17"/>
@@ -411,7 +418,7 @@
             <w:r>
               <w:rPr>
                 <w:rFonts w:ascii="Calibri" w:cs="Calibri" w:eastAsia="Calibri" w:hAnsi="Calibri"/>
-                <w:color w:val="1D1D1B"/>
+                <w:color w:val="183A43"/>
                 <w:sz w:val="23"/>
                 <w:szCs w:val="23"/>
               </w:rPr>
@@ -431,20 +438,29 @@
         <w:pStyle w:val="Heading1"/>
         <w:keepNext/>
         <w:pBdr>
-          <w:bottom w:val="single" w:color="EF7D00" w:sz="18" w:space="4"/>
+          <w:bottom w:val="single" w:color="CAD6D0" w:sz="4" w:space="4"/>
         </w:pBdr>
         <w:spacing w:after="160" w:before="360"/>
       </w:pPr>
       <w:r>
         <w:rPr>
           <w:rFonts w:ascii="Calibri" w:cs="Calibri" w:eastAsia="Calibri" w:hAnsi="Calibri"/>
+          <w:color w:val="8A5CF6"/>
+          <w:sz w:val="24"/>
+          <w:szCs w:val="24"/>
+        </w:rPr>
+        <w:t xml:space="preserve">■  </w:t>
+      </w:r>
+      <w:r>
+        <w:rPr>
+          <w:rFonts w:ascii="Calibri" w:cs="Calibri" w:eastAsia="Calibri" w:hAnsi="Calibri"/>
           <w:b/>
           <w:bCs/>
-          <w:color w:val="1D1D1B"/>
-          <w:sz w:val="28"/>
-          <w:szCs w:val="28"/>
-        </w:rPr>
-        <w:t xml:space="preserve">PARA EMPEZAR</w:t>
+          <w:color w:val="183A43"/>
+          <w:sz w:val="30"/>
+          <w:szCs w:val="30"/>
+        </w:rPr>
+        <w:t xml:space="preserve">Para empezar</w:t>
       </w:r>
     </w:p>
     <w:p>
@@ -454,7 +470,7 @@
       <w:r>
         <w:rPr>
           <w:rFonts w:ascii="Calibri" w:cs="Calibri" w:eastAsia="Calibri" w:hAnsi="Calibri"/>
-          <w:color w:val="1D1D1B"/>
+          <w:color w:val="183A43"/>
           <w:sz w:val="22"/>
           <w:szCs w:val="22"/>
         </w:rPr>
@@ -468,7 +484,7 @@
       <w:r>
         <w:rPr>
           <w:rFonts w:ascii="Calibri" w:cs="Calibri" w:eastAsia="Calibri" w:hAnsi="Calibri"/>
-          <w:color w:val="1D1D1B"/>
+          <w:color w:val="183A43"/>
           <w:sz w:val="22"/>
           <w:szCs w:val="22"/>
         </w:rPr>
@@ -486,7 +502,7 @@
           <w:rFonts w:ascii="Calibri" w:cs="Calibri" w:eastAsia="Calibri" w:hAnsi="Calibri"/>
           <w:b/>
           <w:bCs/>
-          <w:color w:val="1D1D1B"/>
+          <w:color w:val="183A43"/>
           <w:sz w:val="23"/>
           <w:szCs w:val="23"/>
         </w:rPr>
@@ -505,7 +521,7 @@
       <w:r>
         <w:rPr>
           <w:rFonts w:ascii="Calibri" w:cs="Calibri" w:eastAsia="Calibri" w:hAnsi="Calibri"/>
-          <w:color w:val="1D1D1B"/>
+          <w:color w:val="183A43"/>
           <w:sz w:val="22"/>
           <w:szCs w:val="22"/>
         </w:rPr>
@@ -524,7 +540,7 @@
       <w:r>
         <w:rPr>
           <w:rFonts w:ascii="Calibri" w:cs="Calibri" w:eastAsia="Calibri" w:hAnsi="Calibri"/>
-          <w:color w:val="1D1D1B"/>
+          <w:color w:val="183A43"/>
           <w:sz w:val="22"/>
           <w:szCs w:val="22"/>
         </w:rPr>
@@ -543,7 +559,7 @@
       <w:r>
         <w:rPr>
           <w:rFonts w:ascii="Calibri" w:cs="Calibri" w:eastAsia="Calibri" w:hAnsi="Calibri"/>
-          <w:color w:val="1D1D1B"/>
+          <w:color w:val="183A43"/>
           <w:sz w:val="22"/>
           <w:szCs w:val="22"/>
         </w:rPr>
@@ -555,20 +571,29 @@
         <w:pStyle w:val="Heading1"/>
         <w:keepNext/>
         <w:pBdr>
-          <w:bottom w:val="single" w:color="EF7D00" w:sz="18" w:space="4"/>
+          <w:bottom w:val="single" w:color="CAD6D0" w:sz="4" w:space="4"/>
         </w:pBdr>
         <w:spacing w:after="160" w:before="360"/>
       </w:pPr>
       <w:r>
         <w:rPr>
           <w:rFonts w:ascii="Calibri" w:cs="Calibri" w:eastAsia="Calibri" w:hAnsi="Calibri"/>
+          <w:color w:val="8A5CF6"/>
+          <w:sz w:val="24"/>
+          <w:szCs w:val="24"/>
+        </w:rPr>
+        <w:t xml:space="preserve">■  </w:t>
+      </w:r>
+      <w:r>
+        <w:rPr>
+          <w:rFonts w:ascii="Calibri" w:cs="Calibri" w:eastAsia="Calibri" w:hAnsi="Calibri"/>
           <w:b/>
           <w:bCs/>
-          <w:color w:val="1D1D1B"/>
-          <w:sz w:val="28"/>
-          <w:szCs w:val="28"/>
-        </w:rPr>
-        <w:t xml:space="preserve">PASO A PASO</w:t>
+          <w:color w:val="183A43"/>
+          <w:sz w:val="30"/>
+          <w:szCs w:val="30"/>
+        </w:rPr>
+        <w:t xml:space="preserve">Paso a paso</w:t>
       </w:r>
     </w:p>
     <w:p>
@@ -576,9 +601,9 @@
         <w:pStyle w:val="Heading2"/>
         <w:keepNext/>
         <w:pBdr>
-          <w:left w:val="single" w:color="EF7D00" w:sz="36" w:space="8"/>
+          <w:left w:val="single" w:color="8A5CF6" w:sz="36" w:space="8"/>
         </w:pBdr>
-        <w:shd w:fill="FDEBD3" w:color="auto" w:val="clear"/>
+        <w:shd w:fill="F1F4F0" w:color="auto" w:val="clear"/>
         <w:spacing w:after="100" w:before="280"/>
         <w:ind w:left="160"/>
       </w:pPr>
@@ -587,7 +612,7 @@
           <w:rFonts w:ascii="Calibri" w:cs="Calibri" w:eastAsia="Calibri" w:hAnsi="Calibri"/>
           <w:b/>
           <w:bCs/>
-          <w:color w:val="A65200"/>
+          <w:color w:val="52656A"/>
           <w:spacing w:val="20"/>
           <w:sz w:val="18"/>
           <w:szCs w:val="18"/>
@@ -605,7 +630,7 @@
           <w:rFonts w:ascii="Calibri" w:cs="Calibri" w:eastAsia="Calibri" w:hAnsi="Calibri"/>
           <w:b/>
           <w:bCs/>
-          <w:color w:val="1D1D1B"/>
+          <w:color w:val="183A43"/>
           <w:sz w:val="24"/>
           <w:szCs w:val="24"/>
         </w:rPr>
@@ -624,7 +649,7 @@
       <w:r>
         <w:rPr>
           <w:rFonts w:ascii="Calibri" w:cs="Calibri" w:eastAsia="Calibri" w:hAnsi="Calibri"/>
-          <w:color w:val="1D1D1B"/>
+          <w:color w:val="183A43"/>
           <w:sz w:val="22"/>
           <w:szCs w:val="22"/>
         </w:rPr>
@@ -643,7 +668,7 @@
       <w:r>
         <w:rPr>
           <w:rFonts w:ascii="Calibri" w:cs="Calibri" w:eastAsia="Calibri" w:hAnsi="Calibri"/>
-          <w:color w:val="1D1D1B"/>
+          <w:color w:val="183A43"/>
           <w:sz w:val="22"/>
           <w:szCs w:val="22"/>
         </w:rPr>
@@ -655,9 +680,9 @@
         <w:pStyle w:val="Heading2"/>
         <w:keepNext/>
         <w:pBdr>
-          <w:left w:val="single" w:color="EF7D00" w:sz="36" w:space="8"/>
+          <w:left w:val="single" w:color="8A5CF6" w:sz="36" w:space="8"/>
         </w:pBdr>
-        <w:shd w:fill="FDEBD3" w:color="auto" w:val="clear"/>
+        <w:shd w:fill="F1F4F0" w:color="auto" w:val="clear"/>
         <w:spacing w:after="100" w:before="280"/>
         <w:ind w:left="160"/>
       </w:pPr>
@@ -666,7 +691,7 @@
           <w:rFonts w:ascii="Calibri" w:cs="Calibri" w:eastAsia="Calibri" w:hAnsi="Calibri"/>
           <w:b/>
           <w:bCs/>
-          <w:color w:val="A65200"/>
+          <w:color w:val="52656A"/>
           <w:spacing w:val="20"/>
           <w:sz w:val="18"/>
           <w:szCs w:val="18"/>
@@ -684,7 +709,7 @@
           <w:rFonts w:ascii="Calibri" w:cs="Calibri" w:eastAsia="Calibri" w:hAnsi="Calibri"/>
           <w:b/>
           <w:bCs/>
-          <w:color w:val="1D1D1B"/>
+          <w:color w:val="183A43"/>
           <w:sz w:val="24"/>
           <w:szCs w:val="24"/>
         </w:rPr>
@@ -703,7 +728,7 @@
       <w:r>
         <w:rPr>
           <w:rFonts w:ascii="Calibri" w:cs="Calibri" w:eastAsia="Calibri" w:hAnsi="Calibri"/>
-          <w:color w:val="1D1D1B"/>
+          <w:color w:val="183A43"/>
           <w:sz w:val="22"/>
           <w:szCs w:val="22"/>
         </w:rPr>
@@ -722,7 +747,7 @@
       <w:r>
         <w:rPr>
           <w:rFonts w:ascii="Calibri" w:cs="Calibri" w:eastAsia="Calibri" w:hAnsi="Calibri"/>
-          <w:color w:val="1D1D1B"/>
+          <w:color w:val="183A43"/>
           <w:sz w:val="22"/>
           <w:szCs w:val="22"/>
         </w:rPr>
@@ -734,9 +759,9 @@
         <w:pStyle w:val="Heading2"/>
         <w:keepNext/>
         <w:pBdr>
-          <w:left w:val="single" w:color="EF7D00" w:sz="36" w:space="8"/>
+          <w:left w:val="single" w:color="8A5CF6" w:sz="36" w:space="8"/>
         </w:pBdr>
-        <w:shd w:fill="FDEBD3" w:color="auto" w:val="clear"/>
+        <w:shd w:fill="F1F4F0" w:color="auto" w:val="clear"/>
         <w:spacing w:after="100" w:before="280"/>
         <w:ind w:left="160"/>
       </w:pPr>
@@ -745,7 +770,7 @@
           <w:rFonts w:ascii="Calibri" w:cs="Calibri" w:eastAsia="Calibri" w:hAnsi="Calibri"/>
           <w:b/>
           <w:bCs/>
-          <w:color w:val="A65200"/>
+          <w:color w:val="52656A"/>
           <w:spacing w:val="20"/>
           <w:sz w:val="18"/>
           <w:szCs w:val="18"/>
@@ -763,7 +788,7 @@
           <w:rFonts w:ascii="Calibri" w:cs="Calibri" w:eastAsia="Calibri" w:hAnsi="Calibri"/>
           <w:b/>
           <w:bCs/>
-          <w:color w:val="1D1D1B"/>
+          <w:color w:val="183A43"/>
           <w:sz w:val="24"/>
           <w:szCs w:val="24"/>
         </w:rPr>
@@ -782,7 +807,7 @@
       <w:r>
         <w:rPr>
           <w:rFonts w:ascii="Calibri" w:cs="Calibri" w:eastAsia="Calibri" w:hAnsi="Calibri"/>
-          <w:color w:val="1D1D1B"/>
+          <w:color w:val="183A43"/>
           <w:sz w:val="22"/>
           <w:szCs w:val="22"/>
         </w:rPr>
@@ -801,7 +826,7 @@
       <w:r>
         <w:rPr>
           <w:rFonts w:ascii="Calibri" w:cs="Calibri" w:eastAsia="Calibri" w:hAnsi="Calibri"/>
-          <w:color w:val="1D1D1B"/>
+          <w:color w:val="183A43"/>
           <w:sz w:val="22"/>
           <w:szCs w:val="22"/>
         </w:rPr>
@@ -820,7 +845,7 @@
       <w:r>
         <w:rPr>
           <w:rFonts w:ascii="Calibri" w:cs="Calibri" w:eastAsia="Calibri" w:hAnsi="Calibri"/>
-          <w:color w:val="1D1D1B"/>
+          <w:color w:val="183A43"/>
           <w:sz w:val="22"/>
           <w:szCs w:val="22"/>
         </w:rPr>
@@ -849,11 +874,11 @@
             <w:tcW w:type="dxa" w:w="10080"/>
             <w:tcBorders>
               <w:top w:val="none" w:color="FFFFFF" w:sz="0"/>
-              <w:left w:val="single" w:color="EF7D00" w:sz="24"/>
+              <w:left w:val="single" w:color="F37012" w:sz="24"/>
               <w:bottom w:val="none" w:color="FFFFFF" w:sz="0"/>
               <w:right w:val="none" w:color="FFFFFF" w:sz="0"/>
             </w:tcBorders>
-            <w:shd w:fill="FFF4DC" w:color="auto" w:val="clear"/>
+            <w:shd w:fill="E8F2E9" w:color="auto" w:val="clear"/>
             <w:tcMar>
               <w:top w:type="dxa" w:w="160"/>
               <w:left w:type="dxa" w:w="240"/>
@@ -870,7 +895,7 @@
                 <w:rFonts w:ascii="Calibri" w:cs="Calibri" w:eastAsia="Calibri" w:hAnsi="Calibri"/>
                 <w:b/>
                 <w:bCs/>
-                <w:color w:val="8A5A00"/>
+                <w:color w:val="52656A"/>
                 <w:spacing w:val="20"/>
                 <w:sz w:val="17"/>
                 <w:szCs w:val="17"/>
@@ -885,7 +910,7 @@
             <w:r>
               <w:rPr>
                 <w:rFonts w:ascii="Calibri" w:cs="Calibri" w:eastAsia="Calibri" w:hAnsi="Calibri"/>
-                <w:color w:val="1D1D1B"/>
+                <w:color w:val="183A43"/>
                 <w:sz w:val="22"/>
                 <w:szCs w:val="22"/>
               </w:rPr>
@@ -905,9 +930,9 @@
         <w:pStyle w:val="Heading2"/>
         <w:keepNext/>
         <w:pBdr>
-          <w:left w:val="single" w:color="EF7D00" w:sz="36" w:space="8"/>
+          <w:left w:val="single" w:color="8A5CF6" w:sz="36" w:space="8"/>
         </w:pBdr>
-        <w:shd w:fill="FDEBD3" w:color="auto" w:val="clear"/>
+        <w:shd w:fill="F1F4F0" w:color="auto" w:val="clear"/>
         <w:spacing w:after="100" w:before="280"/>
         <w:ind w:left="160"/>
       </w:pPr>
@@ -916,7 +941,7 @@
           <w:rFonts w:ascii="Calibri" w:cs="Calibri" w:eastAsia="Calibri" w:hAnsi="Calibri"/>
           <w:b/>
           <w:bCs/>
-          <w:color w:val="A65200"/>
+          <w:color w:val="52656A"/>
           <w:spacing w:val="20"/>
           <w:sz w:val="18"/>
           <w:szCs w:val="18"/>
@@ -934,7 +959,7 @@
           <w:rFonts w:ascii="Calibri" w:cs="Calibri" w:eastAsia="Calibri" w:hAnsi="Calibri"/>
           <w:b/>
           <w:bCs/>
-          <w:color w:val="1D1D1B"/>
+          <w:color w:val="183A43"/>
           <w:sz w:val="24"/>
           <w:szCs w:val="24"/>
         </w:rPr>
@@ -953,7 +978,7 @@
       <w:r>
         <w:rPr>
           <w:rFonts w:ascii="Calibri" w:cs="Calibri" w:eastAsia="Calibri" w:hAnsi="Calibri"/>
-          <w:color w:val="1D1D1B"/>
+          <w:color w:val="183A43"/>
           <w:sz w:val="22"/>
           <w:szCs w:val="22"/>
         </w:rPr>
@@ -972,7 +997,7 @@
       <w:r>
         <w:rPr>
           <w:rFonts w:ascii="Calibri" w:cs="Calibri" w:eastAsia="Calibri" w:hAnsi="Calibri"/>
-          <w:color w:val="1D1D1B"/>
+          <w:color w:val="183A43"/>
           <w:sz w:val="22"/>
           <w:szCs w:val="22"/>
         </w:rPr>
@@ -984,9 +1009,9 @@
         <w:pStyle w:val="Heading2"/>
         <w:keepNext/>
         <w:pBdr>
-          <w:left w:val="single" w:color="EF7D00" w:sz="36" w:space="8"/>
+          <w:left w:val="single" w:color="8A5CF6" w:sz="36" w:space="8"/>
         </w:pBdr>
-        <w:shd w:fill="FDEBD3" w:color="auto" w:val="clear"/>
+        <w:shd w:fill="F1F4F0" w:color="auto" w:val="clear"/>
         <w:spacing w:after="100" w:before="280"/>
         <w:ind w:left="160"/>
       </w:pPr>
@@ -995,7 +1020,7 @@
           <w:rFonts w:ascii="Calibri" w:cs="Calibri" w:eastAsia="Calibri" w:hAnsi="Calibri"/>
           <w:b/>
           <w:bCs/>
-          <w:color w:val="A65200"/>
+          <w:color w:val="52656A"/>
           <w:spacing w:val="20"/>
           <w:sz w:val="18"/>
           <w:szCs w:val="18"/>
@@ -1013,7 +1038,7 @@
           <w:rFonts w:ascii="Calibri" w:cs="Calibri" w:eastAsia="Calibri" w:hAnsi="Calibri"/>
           <w:b/>
           <w:bCs/>
-          <w:color w:val="1D1D1B"/>
+          <w:color w:val="183A43"/>
           <w:sz w:val="24"/>
           <w:szCs w:val="24"/>
         </w:rPr>
@@ -1032,7 +1057,7 @@
       <w:r>
         <w:rPr>
           <w:rFonts w:ascii="Calibri" w:cs="Calibri" w:eastAsia="Calibri" w:hAnsi="Calibri"/>
-          <w:color w:val="1D1D1B"/>
+          <w:color w:val="183A43"/>
           <w:sz w:val="22"/>
           <w:szCs w:val="22"/>
         </w:rPr>
@@ -1051,7 +1076,7 @@
       <w:r>
         <w:rPr>
           <w:rFonts w:ascii="Calibri" w:cs="Calibri" w:eastAsia="Calibri" w:hAnsi="Calibri"/>
-          <w:color w:val="1D1D1B"/>
+          <w:color w:val="183A43"/>
           <w:sz w:val="22"/>
           <w:szCs w:val="22"/>
         </w:rPr>
@@ -1070,7 +1095,7 @@
       <w:r>
         <w:rPr>
           <w:rFonts w:ascii="Calibri" w:cs="Calibri" w:eastAsia="Calibri" w:hAnsi="Calibri"/>
-          <w:color w:val="1D1D1B"/>
+          <w:color w:val="183A43"/>
           <w:sz w:val="22"/>
           <w:szCs w:val="22"/>
         </w:rPr>
@@ -1089,7 +1114,7 @@
       <w:r>
         <w:rPr>
           <w:rFonts w:ascii="Calibri" w:cs="Calibri" w:eastAsia="Calibri" w:hAnsi="Calibri"/>
-          <w:color w:val="1D1D1B"/>
+          <w:color w:val="183A43"/>
           <w:sz w:val="22"/>
           <w:szCs w:val="22"/>
         </w:rPr>
@@ -1108,7 +1133,7 @@
       <w:r>
         <w:rPr>
           <w:rFonts w:ascii="Calibri" w:cs="Calibri" w:eastAsia="Calibri" w:hAnsi="Calibri"/>
-          <w:color w:val="1D1D1B"/>
+          <w:color w:val="183A43"/>
           <w:sz w:val="22"/>
           <w:szCs w:val="22"/>
         </w:rPr>
@@ -1120,9 +1145,9 @@
         <w:pStyle w:val="Heading2"/>
         <w:keepNext/>
         <w:pBdr>
-          <w:left w:val="single" w:color="EF7D00" w:sz="36" w:space="8"/>
+          <w:left w:val="single" w:color="8A5CF6" w:sz="36" w:space="8"/>
         </w:pBdr>
-        <w:shd w:fill="FDEBD3" w:color="auto" w:val="clear"/>
+        <w:shd w:fill="F1F4F0" w:color="auto" w:val="clear"/>
         <w:spacing w:after="100" w:before="280"/>
         <w:ind w:left="160"/>
       </w:pPr>
@@ -1131,7 +1156,7 @@
           <w:rFonts w:ascii="Calibri" w:cs="Calibri" w:eastAsia="Calibri" w:hAnsi="Calibri"/>
           <w:b/>
           <w:bCs/>
-          <w:color w:val="A65200"/>
+          <w:color w:val="52656A"/>
           <w:spacing w:val="20"/>
           <w:sz w:val="18"/>
           <w:szCs w:val="18"/>
@@ -1149,7 +1174,7 @@
           <w:rFonts w:ascii="Calibri" w:cs="Calibri" w:eastAsia="Calibri" w:hAnsi="Calibri"/>
           <w:b/>
           <w:bCs/>
-          <w:color w:val="1D1D1B"/>
+          <w:color w:val="183A43"/>
           <w:sz w:val="24"/>
           <w:szCs w:val="24"/>
         </w:rPr>
@@ -1168,7 +1193,7 @@
       <w:r>
         <w:rPr>
           <w:rFonts w:ascii="Calibri" w:cs="Calibri" w:eastAsia="Calibri" w:hAnsi="Calibri"/>
-          <w:color w:val="1D1D1B"/>
+          <w:color w:val="183A43"/>
           <w:sz w:val="22"/>
           <w:szCs w:val="22"/>
         </w:rPr>
@@ -1187,7 +1212,7 @@
       <w:r>
         <w:rPr>
           <w:rFonts w:ascii="Calibri" w:cs="Calibri" w:eastAsia="Calibri" w:hAnsi="Calibri"/>
-          <w:color w:val="1D1D1B"/>
+          <w:color w:val="183A43"/>
           <w:sz w:val="22"/>
           <w:szCs w:val="22"/>
         </w:rPr>
@@ -1199,20 +1224,29 @@
         <w:pStyle w:val="Heading1"/>
         <w:keepNext/>
         <w:pBdr>
-          <w:bottom w:val="single" w:color="EF7D00" w:sz="18" w:space="4"/>
+          <w:bottom w:val="single" w:color="CAD6D0" w:sz="4" w:space="4"/>
         </w:pBdr>
         <w:spacing w:after="160" w:before="360"/>
       </w:pPr>
       <w:r>
         <w:rPr>
           <w:rFonts w:ascii="Calibri" w:cs="Calibri" w:eastAsia="Calibri" w:hAnsi="Calibri"/>
+          <w:color w:val="8A5CF6"/>
+          <w:sz w:val="24"/>
+          <w:szCs w:val="24"/>
+        </w:rPr>
+        <w:t xml:space="preserve">■  </w:t>
+      </w:r>
+      <w:r>
+        <w:rPr>
+          <w:rFonts w:ascii="Calibri" w:cs="Calibri" w:eastAsia="Calibri" w:hAnsi="Calibri"/>
           <w:b/>
           <w:bCs/>
-          <w:color w:val="1D1D1B"/>
-          <w:sz w:val="28"/>
-          <w:szCs w:val="28"/>
-        </w:rPr>
-        <w:t xml:space="preserve">PROMPTS SUGERIDOS</w:t>
+          <w:color w:val="183A43"/>
+          <w:sz w:val="30"/>
+          <w:szCs w:val="30"/>
+        </w:rPr>
+        <w:t xml:space="preserve">Prompts sugeridos</w:t>
       </w:r>
     </w:p>
     <w:p>
@@ -1222,7 +1256,7 @@
       <w:r>
         <w:rPr>
           <w:rFonts w:ascii="Calibri" w:cs="Calibri" w:eastAsia="Calibri" w:hAnsi="Calibri"/>
-          <w:color w:val="1D1D1B"/>
+          <w:color w:val="183A43"/>
           <w:sz w:val="22"/>
           <w:szCs w:val="22"/>
         </w:rPr>
@@ -1251,11 +1285,11 @@
             <w:tcW w:type="dxa" w:w="10080"/>
             <w:tcBorders>
               <w:top w:val="none" w:color="FFFFFF" w:sz="0"/>
-              <w:left w:val="single" w:color="1D1D1B" w:sz="24"/>
+              <w:left w:val="single" w:color="183A43" w:sz="24"/>
               <w:bottom w:val="none" w:color="FFFFFF" w:sz="0"/>
               <w:right w:val="none" w:color="FFFFFF" w:sz="0"/>
             </w:tcBorders>
-            <w:shd w:fill="F4F4F2" w:color="auto" w:val="clear"/>
+            <w:shd w:fill="F1F4F0" w:color="auto" w:val="clear"/>
             <w:tcMar>
               <w:top w:type="dxa" w:w="160"/>
               <w:left w:type="dxa" w:w="240"/>
@@ -1272,7 +1306,7 @@
                 <w:rFonts w:ascii="Calibri" w:cs="Calibri" w:eastAsia="Calibri" w:hAnsi="Calibri"/>
                 <w:b/>
                 <w:bCs/>
-                <w:color w:val="1D1D1B"/>
+                <w:color w:val="183A43"/>
                 <w:spacing w:val="20"/>
                 <w:sz w:val="17"/>
                 <w:szCs w:val="17"/>
@@ -1287,7 +1321,7 @@
             <w:r>
               <w:rPr>
                 <w:rFonts w:ascii="Consolas" w:cs="Consolas" w:eastAsia="Consolas" w:hAnsi="Consolas"/>
-                <w:color w:val="1D1D1B"/>
+                <w:color w:val="183A43"/>
                 <w:sz w:val="19"/>
                 <w:szCs w:val="19"/>
               </w:rPr>
@@ -1301,7 +1335,7 @@
             <w:r>
               <w:rPr>
                 <w:rFonts w:ascii="Consolas" w:cs="Consolas" w:eastAsia="Consolas" w:hAnsi="Consolas"/>
-                <w:color w:val="1D1D1B"/>
+                <w:color w:val="183A43"/>
                 <w:sz w:val="19"/>
                 <w:szCs w:val="19"/>
               </w:rPr>
@@ -1315,7 +1349,7 @@
             <w:r>
               <w:rPr>
                 <w:rFonts w:ascii="Consolas" w:cs="Consolas" w:eastAsia="Consolas" w:hAnsi="Consolas"/>
-                <w:color w:val="1D1D1B"/>
+                <w:color w:val="183A43"/>
                 <w:sz w:val="19"/>
                 <w:szCs w:val="19"/>
               </w:rPr>
@@ -1329,7 +1363,7 @@
             <w:r>
               <w:rPr>
                 <w:rFonts w:ascii="Consolas" w:cs="Consolas" w:eastAsia="Consolas" w:hAnsi="Consolas"/>
-                <w:color w:val="1D1D1B"/>
+                <w:color w:val="183A43"/>
                 <w:sz w:val="19"/>
                 <w:szCs w:val="19"/>
               </w:rPr>
@@ -1343,7 +1377,7 @@
             <w:r>
               <w:rPr>
                 <w:rFonts w:ascii="Consolas" w:cs="Consolas" w:eastAsia="Consolas" w:hAnsi="Consolas"/>
-                <w:color w:val="1D1D1B"/>
+                <w:color w:val="183A43"/>
                 <w:sz w:val="19"/>
                 <w:szCs w:val="19"/>
               </w:rPr>
@@ -1357,7 +1391,7 @@
             <w:r>
               <w:rPr>
                 <w:rFonts w:ascii="Consolas" w:cs="Consolas" w:eastAsia="Consolas" w:hAnsi="Consolas"/>
-                <w:color w:val="1D1D1B"/>
+                <w:color w:val="183A43"/>
                 <w:sz w:val="19"/>
                 <w:szCs w:val="19"/>
               </w:rPr>
@@ -1371,7 +1405,7 @@
             <w:r>
               <w:rPr>
                 <w:rFonts w:ascii="Consolas" w:cs="Consolas" w:eastAsia="Consolas" w:hAnsi="Consolas"/>
-                <w:color w:val="1D1D1B"/>
+                <w:color w:val="183A43"/>
                 <w:sz w:val="19"/>
                 <w:szCs w:val="19"/>
               </w:rPr>
@@ -1408,11 +1442,11 @@
             <w:tcW w:type="dxa" w:w="10080"/>
             <w:tcBorders>
               <w:top w:val="none" w:color="FFFFFF" w:sz="0"/>
-              <w:left w:val="single" w:color="1D1D1B" w:sz="24"/>
+              <w:left w:val="single" w:color="183A43" w:sz="24"/>
               <w:bottom w:val="none" w:color="FFFFFF" w:sz="0"/>
               <w:right w:val="none" w:color="FFFFFF" w:sz="0"/>
             </w:tcBorders>
-            <w:shd w:fill="F4F4F2" w:color="auto" w:val="clear"/>
+            <w:shd w:fill="F1F4F0" w:color="auto" w:val="clear"/>
             <w:tcMar>
               <w:top w:type="dxa" w:w="160"/>
               <w:left w:type="dxa" w:w="240"/>
@@ -1429,7 +1463,7 @@
                 <w:rFonts w:ascii="Calibri" w:cs="Calibri" w:eastAsia="Calibri" w:hAnsi="Calibri"/>
                 <w:b/>
                 <w:bCs/>
-                <w:color w:val="1D1D1B"/>
+                <w:color w:val="183A43"/>
                 <w:spacing w:val="20"/>
                 <w:sz w:val="17"/>
                 <w:szCs w:val="17"/>
@@ -1444,7 +1478,7 @@
             <w:r>
               <w:rPr>
                 <w:rFonts w:ascii="Consolas" w:cs="Consolas" w:eastAsia="Consolas" w:hAnsi="Consolas"/>
-                <w:color w:val="1D1D1B"/>
+                <w:color w:val="183A43"/>
                 <w:sz w:val="19"/>
                 <w:szCs w:val="19"/>
               </w:rPr>
@@ -1458,7 +1492,7 @@
             <w:r>
               <w:rPr>
                 <w:rFonts w:ascii="Consolas" w:cs="Consolas" w:eastAsia="Consolas" w:hAnsi="Consolas"/>
-                <w:color w:val="1D1D1B"/>
+                <w:color w:val="183A43"/>
                 <w:sz w:val="19"/>
                 <w:szCs w:val="19"/>
               </w:rPr>
@@ -1495,11 +1529,11 @@
             <w:tcW w:type="dxa" w:w="10080"/>
             <w:tcBorders>
               <w:top w:val="none" w:color="FFFFFF" w:sz="0"/>
-              <w:left w:val="single" w:color="EF7D00" w:sz="24"/>
+              <w:left w:val="single" w:color="8A5CF6" w:sz="24"/>
               <w:bottom w:val="none" w:color="FFFFFF" w:sz="0"/>
               <w:right w:val="none" w:color="FFFFFF" w:sz="0"/>
             </w:tcBorders>
-            <w:shd w:fill="FDEBD3" w:color="auto" w:val="clear"/>
+            <w:shd w:fill="EEEBF8" w:color="auto" w:val="clear"/>
             <w:tcMar>
               <w:top w:type="dxa" w:w="160"/>
               <w:left w:type="dxa" w:w="240"/>
@@ -1516,7 +1550,7 @@
                 <w:rFonts w:ascii="Calibri" w:cs="Calibri" w:eastAsia="Calibri" w:hAnsi="Calibri"/>
                 <w:b/>
                 <w:bCs/>
-                <w:color w:val="A65200"/>
+                <w:color w:val="52656A"/>
                 <w:spacing w:val="20"/>
                 <w:sz w:val="17"/>
                 <w:szCs w:val="17"/>
@@ -1531,7 +1565,7 @@
             <w:r>
               <w:rPr>
                 <w:rFonts w:ascii="Calibri" w:cs="Calibri" w:eastAsia="Calibri" w:hAnsi="Calibri"/>
-                <w:color w:val="1D1D1B"/>
+                <w:color w:val="183A43"/>
                 <w:sz w:val="22"/>
                 <w:szCs w:val="22"/>
               </w:rPr>
@@ -1551,32 +1585,41 @@
         <w:pStyle w:val="Heading1"/>
         <w:keepNext/>
         <w:pBdr>
-          <w:bottom w:val="single" w:color="EF7D00" w:sz="18" w:space="4"/>
+          <w:bottom w:val="single" w:color="CAD6D0" w:sz="4" w:space="4"/>
         </w:pBdr>
         <w:spacing w:after="160" w:before="360"/>
       </w:pPr>
       <w:r>
         <w:rPr>
           <w:rFonts w:ascii="Calibri" w:cs="Calibri" w:eastAsia="Calibri" w:hAnsi="Calibri"/>
+          <w:color w:val="8A5CF6"/>
+          <w:sz w:val="24"/>
+          <w:szCs w:val="24"/>
+        </w:rPr>
+        <w:t xml:space="preserve">■  </w:t>
+      </w:r>
+      <w:r>
+        <w:rPr>
+          <w:rFonts w:ascii="Calibri" w:cs="Calibri" w:eastAsia="Calibri" w:hAnsi="Calibri"/>
           <w:b/>
           <w:bCs/>
-          <w:color w:val="1D1D1B"/>
-          <w:sz w:val="28"/>
-          <w:szCs w:val="28"/>
-        </w:rPr>
-        <w:t xml:space="preserve">EJEMPLO DE CRITERIO BIEN REDACTADO</w:t>
+          <w:color w:val="183A43"/>
+          <w:sz w:val="30"/>
+          <w:szCs w:val="30"/>
+        </w:rPr>
+        <w:t xml:space="preserve">Ejemplo de criterio bien redactado</w:t>
       </w:r>
     </w:p>
     <w:tbl>
       <w:tblPr>
         <w:tblW w:type="dxa" w:w="10080"/>
         <w:tblBorders>
-          <w:top w:val="single" w:color="E2E2DF" w:sz="4"/>
-          <w:left w:val="single" w:color="E2E2DF" w:sz="4"/>
-          <w:bottom w:val="single" w:color="E2E2DF" w:sz="4"/>
-          <w:right w:val="single" w:color="E2E2DF" w:sz="4"/>
-          <w:insideH w:val="single" w:color="E2E2DF" w:sz="4"/>
-          <w:insideV w:val="single" w:color="E2E2DF" w:sz="4"/>
+          <w:top w:val="single" w:color="CAD6D0" w:sz="4"/>
+          <w:left w:val="single" w:color="CAD6D0" w:sz="4"/>
+          <w:bottom w:val="single" w:color="CAD6D0" w:sz="4"/>
+          <w:right w:val="single" w:color="CAD6D0" w:sz="4"/>
+          <w:insideH w:val="single" w:color="CAD6D0" w:sz="4"/>
+          <w:insideV w:val="single" w:color="CAD6D0" w:sz="4"/>
         </w:tblBorders>
         <w:tblLayout w:type="fixed"/>
       </w:tblPr>
@@ -1591,7 +1634,7 @@
         <w:tc>
           <w:tcPr>
             <w:tcW w:type="dxa" w:w="3629"/>
-            <w:shd w:fill="EF7D00" w:color="auto" w:val="clear"/>
+            <w:shd w:fill="E8F2E9" w:color="auto" w:val="clear"/>
             <w:tcMar>
               <w:top w:type="dxa" w:w="100"/>
               <w:left w:type="dxa" w:w="140"/>
@@ -1608,7 +1651,7 @@
               <w:rPr>
                 <w:b/>
                 <w:bCs/>
-                <w:color w:val="1D1D1B"/>
+                <w:color w:val="183A43"/>
                 <w:sz w:val="20"/>
                 <w:szCs w:val="20"/>
               </w:rPr>
@@ -1619,7 +1662,7 @@
         <w:tc>
           <w:tcPr>
             <w:tcW w:type="dxa" w:w="6451"/>
-            <w:shd w:fill="EF7D00" w:color="auto" w:val="clear"/>
+            <w:shd w:fill="E8F2E9" w:color="auto" w:val="clear"/>
             <w:tcMar>
               <w:top w:type="dxa" w:w="100"/>
               <w:left w:type="dxa" w:w="140"/>
@@ -1636,7 +1679,7 @@
               <w:rPr>
                 <w:b/>
                 <w:bCs/>
-                <w:color w:val="1D1D1B"/>
+                <w:color w:val="183A43"/>
                 <w:sz w:val="20"/>
                 <w:szCs w:val="20"/>
               </w:rPr>
@@ -1669,7 +1712,7 @@
               <w:rPr>
                 <w:b/>
                 <w:bCs/>
-                <w:color w:val="1D1D1B"/>
+                <w:color w:val="183A43"/>
                 <w:sz w:val="20"/>
                 <w:szCs w:val="20"/>
               </w:rPr>
@@ -1697,7 +1740,7 @@
               <w:rPr>
                 <w:b w:val="false"/>
                 <w:bCs w:val="false"/>
-                <w:color w:val="1D1D1B"/>
+                <w:color w:val="183A43"/>
                 <w:sz w:val="20"/>
                 <w:szCs w:val="20"/>
               </w:rPr>
@@ -1713,7 +1756,7 @@
         <w:tc>
           <w:tcPr>
             <w:tcW w:type="dxa" w:w="3629"/>
-            <w:shd w:fill="F4F4F2" w:color="auto" w:val="clear"/>
+            <w:shd w:fill="F1F4F0" w:color="auto" w:val="clear"/>
             <w:tcMar>
               <w:top w:type="dxa" w:w="100"/>
               <w:left w:type="dxa" w:w="140"/>
@@ -1730,7 +1773,7 @@
               <w:rPr>
                 <w:b/>
                 <w:bCs/>
-                <w:color w:val="1D1D1B"/>
+                <w:color w:val="183A43"/>
                 <w:sz w:val="20"/>
                 <w:szCs w:val="20"/>
               </w:rPr>
@@ -1741,7 +1784,7 @@
         <w:tc>
           <w:tcPr>
             <w:tcW w:type="dxa" w:w="6451"/>
-            <w:shd w:fill="F4F4F2" w:color="auto" w:val="clear"/>
+            <w:shd w:fill="F1F4F0" w:color="auto" w:val="clear"/>
             <w:tcMar>
               <w:top w:type="dxa" w:w="100"/>
               <w:left w:type="dxa" w:w="140"/>
@@ -1758,7 +1801,7 @@
               <w:rPr>
                 <w:b w:val="false"/>
                 <w:bCs w:val="false"/>
-                <w:color w:val="1D1D1B"/>
+                <w:color w:val="183A43"/>
                 <w:sz w:val="20"/>
                 <w:szCs w:val="20"/>
               </w:rPr>
@@ -1791,7 +1834,7 @@
               <w:rPr>
                 <w:b/>
                 <w:bCs/>
-                <w:color w:val="1D1D1B"/>
+                <w:color w:val="183A43"/>
                 <w:sz w:val="20"/>
                 <w:szCs w:val="20"/>
               </w:rPr>
@@ -1819,7 +1862,7 @@
               <w:rPr>
                 <w:b w:val="false"/>
                 <w:bCs w:val="false"/>
-                <w:color w:val="1D1D1B"/>
+                <w:color w:val="183A43"/>
                 <w:sz w:val="20"/>
                 <w:szCs w:val="20"/>
               </w:rPr>
@@ -1835,7 +1878,7 @@
         <w:tc>
           <w:tcPr>
             <w:tcW w:type="dxa" w:w="3629"/>
-            <w:shd w:fill="F4F4F2" w:color="auto" w:val="clear"/>
+            <w:shd w:fill="F1F4F0" w:color="auto" w:val="clear"/>
             <w:tcMar>
               <w:top w:type="dxa" w:w="100"/>
               <w:left w:type="dxa" w:w="140"/>
@@ -1852,7 +1895,7 @@
               <w:rPr>
                 <w:b/>
                 <w:bCs/>
-                <w:color w:val="1D1D1B"/>
+                <w:color w:val="183A43"/>
                 <w:sz w:val="20"/>
                 <w:szCs w:val="20"/>
               </w:rPr>
@@ -1863,7 +1906,7 @@
         <w:tc>
           <w:tcPr>
             <w:tcW w:type="dxa" w:w="6451"/>
-            <w:shd w:fill="F4F4F2" w:color="auto" w:val="clear"/>
+            <w:shd w:fill="F1F4F0" w:color="auto" w:val="clear"/>
             <w:tcMar>
               <w:top w:type="dxa" w:w="100"/>
               <w:left w:type="dxa" w:w="140"/>
@@ -1880,7 +1923,7 @@
               <w:rPr>
                 <w:b w:val="false"/>
                 <w:bCs w:val="false"/>
-                <w:color w:val="1D1D1B"/>
+                <w:color w:val="183A43"/>
                 <w:sz w:val="20"/>
                 <w:szCs w:val="20"/>
               </w:rPr>
@@ -1900,20 +1943,29 @@
         <w:pStyle w:val="Heading1"/>
         <w:keepNext/>
         <w:pBdr>
-          <w:bottom w:val="single" w:color="EF7D00" w:sz="18" w:space="4"/>
+          <w:bottom w:val="single" w:color="CAD6D0" w:sz="4" w:space="4"/>
         </w:pBdr>
         <w:spacing w:after="160" w:before="360"/>
       </w:pPr>
       <w:r>
         <w:rPr>
           <w:rFonts w:ascii="Calibri" w:cs="Calibri" w:eastAsia="Calibri" w:hAnsi="Calibri"/>
+          <w:color w:val="8A5CF6"/>
+          <w:sz w:val="24"/>
+          <w:szCs w:val="24"/>
+        </w:rPr>
+        <w:t xml:space="preserve">■  </w:t>
+      </w:r>
+      <w:r>
+        <w:rPr>
+          <w:rFonts w:ascii="Calibri" w:cs="Calibri" w:eastAsia="Calibri" w:hAnsi="Calibri"/>
           <w:b/>
           <w:bCs/>
-          <w:color w:val="1D1D1B"/>
-          <w:sz w:val="28"/>
-          <w:szCs w:val="28"/>
-        </w:rPr>
-        <w:t xml:space="preserve">BUENAS PRÁCTICAS</w:t>
+          <w:color w:val="183A43"/>
+          <w:sz w:val="30"/>
+          <w:szCs w:val="30"/>
+        </w:rPr>
+        <w:t xml:space="preserve">Buenas prácticas</w:t>
       </w:r>
     </w:p>
     <w:p>
@@ -1928,7 +1980,7 @@
       <w:r>
         <w:rPr>
           <w:rFonts w:ascii="Calibri" w:cs="Calibri" w:eastAsia="Calibri" w:hAnsi="Calibri"/>
-          <w:color w:val="1D1D1B"/>
+          <w:color w:val="183A43"/>
           <w:sz w:val="22"/>
           <w:szCs w:val="22"/>
         </w:rPr>
@@ -1947,7 +1999,7 @@
       <w:r>
         <w:rPr>
           <w:rFonts w:ascii="Calibri" w:cs="Calibri" w:eastAsia="Calibri" w:hAnsi="Calibri"/>
-          <w:color w:val="1D1D1B"/>
+          <w:color w:val="183A43"/>
           <w:sz w:val="22"/>
           <w:szCs w:val="22"/>
         </w:rPr>
@@ -1966,7 +2018,7 @@
       <w:r>
         <w:rPr>
           <w:rFonts w:ascii="Calibri" w:cs="Calibri" w:eastAsia="Calibri" w:hAnsi="Calibri"/>
-          <w:color w:val="1D1D1B"/>
+          <w:color w:val="183A43"/>
           <w:sz w:val="22"/>
           <w:szCs w:val="22"/>
         </w:rPr>
@@ -1978,32 +2030,41 @@
         <w:pStyle w:val="Heading1"/>
         <w:keepNext/>
         <w:pBdr>
-          <w:bottom w:val="single" w:color="EF7D00" w:sz="18" w:space="4"/>
+          <w:bottom w:val="single" w:color="CAD6D0" w:sz="4" w:space="4"/>
         </w:pBdr>
         <w:spacing w:after="160" w:before="360"/>
       </w:pPr>
       <w:r>
         <w:rPr>
           <w:rFonts w:ascii="Calibri" w:cs="Calibri" w:eastAsia="Calibri" w:hAnsi="Calibri"/>
+          <w:color w:val="8A5CF6"/>
+          <w:sz w:val="24"/>
+          <w:szCs w:val="24"/>
+        </w:rPr>
+        <w:t xml:space="preserve">■  </w:t>
+      </w:r>
+      <w:r>
+        <w:rPr>
+          <w:rFonts w:ascii="Calibri" w:cs="Calibri" w:eastAsia="Calibri" w:hAnsi="Calibri"/>
           <w:b/>
           <w:bCs/>
-          <w:color w:val="1D1D1B"/>
-          <w:sz w:val="28"/>
-          <w:szCs w:val="28"/>
-        </w:rPr>
-        <w:t xml:space="preserve">ERRORES FRECUENTES Y CÓMO RESOLVERLOS</w:t>
+          <w:color w:val="183A43"/>
+          <w:sz w:val="30"/>
+          <w:szCs w:val="30"/>
+        </w:rPr>
+        <w:t xml:space="preserve">Errores frecuentes y cómo resolverlos</w:t>
       </w:r>
     </w:p>
     <w:tbl>
       <w:tblPr>
         <w:tblW w:type="dxa" w:w="10080"/>
         <w:tblBorders>
-          <w:top w:val="single" w:color="E2E2DF" w:sz="4"/>
-          <w:left w:val="single" w:color="E2E2DF" w:sz="4"/>
-          <w:bottom w:val="single" w:color="E2E2DF" w:sz="4"/>
-          <w:right w:val="single" w:color="E2E2DF" w:sz="4"/>
-          <w:insideH w:val="single" w:color="E2E2DF" w:sz="4"/>
-          <w:insideV w:val="single" w:color="E2E2DF" w:sz="4"/>
+          <w:top w:val="single" w:color="CAD6D0" w:sz="4"/>
+          <w:left w:val="single" w:color="CAD6D0" w:sz="4"/>
+          <w:bottom w:val="single" w:color="CAD6D0" w:sz="4"/>
+          <w:right w:val="single" w:color="CAD6D0" w:sz="4"/>
+          <w:insideH w:val="single" w:color="CAD6D0" w:sz="4"/>
+          <w:insideV w:val="single" w:color="CAD6D0" w:sz="4"/>
         </w:tblBorders>
         <w:tblLayout w:type="fixed"/>
       </w:tblPr>
@@ -2018,7 +2079,7 @@
         <w:tc>
           <w:tcPr>
             <w:tcW w:type="dxa" w:w="3629"/>
-            <w:shd w:fill="EF7D00" w:color="auto" w:val="clear"/>
+            <w:shd w:fill="E8F2E9" w:color="auto" w:val="clear"/>
             <w:tcMar>
               <w:top w:type="dxa" w:w="100"/>
               <w:left w:type="dxa" w:w="140"/>
@@ -2035,7 +2096,7 @@
               <w:rPr>
                 <w:b/>
                 <w:bCs/>
-                <w:color w:val="1D1D1B"/>
+                <w:color w:val="183A43"/>
                 <w:sz w:val="20"/>
                 <w:szCs w:val="20"/>
               </w:rPr>
@@ -2046,7 +2107,7 @@
         <w:tc>
           <w:tcPr>
             <w:tcW w:type="dxa" w:w="6451"/>
-            <w:shd w:fill="EF7D00" w:color="auto" w:val="clear"/>
+            <w:shd w:fill="E8F2E9" w:color="auto" w:val="clear"/>
             <w:tcMar>
               <w:top w:type="dxa" w:w="100"/>
               <w:left w:type="dxa" w:w="140"/>
@@ -2063,7 +2124,7 @@
               <w:rPr>
                 <w:b/>
                 <w:bCs/>
-                <w:color w:val="1D1D1B"/>
+                <w:color w:val="183A43"/>
                 <w:sz w:val="20"/>
                 <w:szCs w:val="20"/>
               </w:rPr>
@@ -2096,7 +2157,7 @@
               <w:rPr>
                 <w:b/>
                 <w:bCs/>
-                <w:color w:val="1D1D1B"/>
+                <w:color w:val="183A43"/>
                 <w:sz w:val="20"/>
                 <w:szCs w:val="20"/>
               </w:rPr>
@@ -2124,7 +2185,7 @@
               <w:rPr>
                 <w:b w:val="false"/>
                 <w:bCs w:val="false"/>
-                <w:color w:val="1D1D1B"/>
+                <w:color w:val="183A43"/>
                 <w:sz w:val="20"/>
                 <w:szCs w:val="20"/>
               </w:rPr>
@@ -2140,7 +2201,7 @@
         <w:tc>
           <w:tcPr>
             <w:tcW w:type="dxa" w:w="3629"/>
-            <w:shd w:fill="F4F4F2" w:color="auto" w:val="clear"/>
+            <w:shd w:fill="F1F4F0" w:color="auto" w:val="clear"/>
             <w:tcMar>
               <w:top w:type="dxa" w:w="100"/>
               <w:left w:type="dxa" w:w="140"/>
@@ -2157,7 +2218,7 @@
               <w:rPr>
                 <w:b/>
                 <w:bCs/>
-                <w:color w:val="1D1D1B"/>
+                <w:color w:val="183A43"/>
                 <w:sz w:val="20"/>
                 <w:szCs w:val="20"/>
               </w:rPr>
@@ -2168,7 +2229,7 @@
         <w:tc>
           <w:tcPr>
             <w:tcW w:type="dxa" w:w="6451"/>
-            <w:shd w:fill="F4F4F2" w:color="auto" w:val="clear"/>
+            <w:shd w:fill="F1F4F0" w:color="auto" w:val="clear"/>
             <w:tcMar>
               <w:top w:type="dxa" w:w="100"/>
               <w:left w:type="dxa" w:w="140"/>
@@ -2185,7 +2246,7 @@
               <w:rPr>
                 <w:b w:val="false"/>
                 <w:bCs w:val="false"/>
-                <w:color w:val="1D1D1B"/>
+                <w:color w:val="183A43"/>
                 <w:sz w:val="20"/>
                 <w:szCs w:val="20"/>
               </w:rPr>
@@ -2218,7 +2279,7 @@
               <w:rPr>
                 <w:b/>
                 <w:bCs/>
-                <w:color w:val="1D1D1B"/>
+                <w:color w:val="183A43"/>
                 <w:sz w:val="20"/>
                 <w:szCs w:val="20"/>
               </w:rPr>
@@ -2246,7 +2307,7 @@
               <w:rPr>
                 <w:b w:val="false"/>
                 <w:bCs w:val="false"/>
-                <w:color w:val="1D1D1B"/>
+                <w:color w:val="183A43"/>
                 <w:sz w:val="20"/>
                 <w:szCs w:val="20"/>
               </w:rPr>
@@ -2266,20 +2327,29 @@
         <w:pStyle w:val="Heading1"/>
         <w:keepNext/>
         <w:pBdr>
-          <w:bottom w:val="single" w:color="EF7D00" w:sz="18" w:space="4"/>
+          <w:bottom w:val="single" w:color="CAD6D0" w:sz="4" w:space="4"/>
         </w:pBdr>
         <w:spacing w:after="160" w:before="360"/>
       </w:pPr>
       <w:r>
         <w:rPr>
           <w:rFonts w:ascii="Calibri" w:cs="Calibri" w:eastAsia="Calibri" w:hAnsi="Calibri"/>
+          <w:color w:val="8A5CF6"/>
+          <w:sz w:val="24"/>
+          <w:szCs w:val="24"/>
+        </w:rPr>
+        <w:t xml:space="preserve">■  </w:t>
+      </w:r>
+      <w:r>
+        <w:rPr>
+          <w:rFonts w:ascii="Calibri" w:cs="Calibri" w:eastAsia="Calibri" w:hAnsi="Calibri"/>
           <w:b/>
           <w:bCs/>
-          <w:color w:val="1D1D1B"/>
-          <w:sz w:val="28"/>
-          <w:szCs w:val="28"/>
-        </w:rPr>
-        <w:t xml:space="preserve">RETO PRÁCTICO</w:t>
+          <w:color w:val="183A43"/>
+          <w:sz w:val="30"/>
+          <w:szCs w:val="30"/>
+        </w:rPr>
+        <w:t xml:space="preserve">Reto práctico</w:t>
       </w:r>
     </w:p>
     <w:tbl>
@@ -2304,11 +2374,11 @@
             <w:tcW w:type="dxa" w:w="10080"/>
             <w:tcBorders>
               <w:top w:val="none" w:color="FFFFFF" w:sz="0"/>
-              <w:left w:val="single" w:color="1D1D1B" w:sz="24"/>
+              <w:left w:val="single" w:color="183A43" w:sz="24"/>
               <w:bottom w:val="none" w:color="FFFFFF" w:sz="0"/>
               <w:right w:val="none" w:color="FFFFFF" w:sz="0"/>
             </w:tcBorders>
-            <w:shd w:fill="F4F4F2" w:color="auto" w:val="clear"/>
+            <w:shd w:fill="FFFFFF" w:color="auto" w:val="clear"/>
             <w:tcMar>
               <w:top w:type="dxa" w:w="160"/>
               <w:left w:type="dxa" w:w="240"/>
@@ -2325,7 +2395,7 @@
                 <w:rFonts w:ascii="Calibri" w:cs="Calibri" w:eastAsia="Calibri" w:hAnsi="Calibri"/>
                 <w:b/>
                 <w:bCs/>
-                <w:color w:val="1D1D1B"/>
+                <w:color w:val="52656A"/>
                 <w:spacing w:val="20"/>
                 <w:sz w:val="17"/>
                 <w:szCs w:val="17"/>
@@ -2340,7 +2410,7 @@
             <w:r>
               <w:rPr>
                 <w:rFonts w:ascii="Calibri" w:cs="Calibri" w:eastAsia="Calibri" w:hAnsi="Calibri"/>
-                <w:color w:val="1D1D1B"/>
+                <w:color w:val="183A43"/>
                 <w:sz w:val="22"/>
                 <w:szCs w:val="22"/>
               </w:rPr>
@@ -2360,20 +2430,29 @@
         <w:pStyle w:val="Heading1"/>
         <w:keepNext/>
         <w:pBdr>
-          <w:bottom w:val="single" w:color="EF7D00" w:sz="18" w:space="4"/>
+          <w:bottom w:val="single" w:color="CAD6D0" w:sz="4" w:space="4"/>
         </w:pBdr>
         <w:spacing w:after="160" w:before="360"/>
       </w:pPr>
       <w:r>
         <w:rPr>
           <w:rFonts w:ascii="Calibri" w:cs="Calibri" w:eastAsia="Calibri" w:hAnsi="Calibri"/>
+          <w:color w:val="8A5CF6"/>
+          <w:sz w:val="24"/>
+          <w:szCs w:val="24"/>
+        </w:rPr>
+        <w:t xml:space="preserve">■  </w:t>
+      </w:r>
+      <w:r>
+        <w:rPr>
+          <w:rFonts w:ascii="Calibri" w:cs="Calibri" w:eastAsia="Calibri" w:hAnsi="Calibri"/>
           <w:b/>
           <w:bCs/>
-          <w:color w:val="1D1D1B"/>
-          <w:sz w:val="28"/>
-          <w:szCs w:val="28"/>
-        </w:rPr>
-        <w:t xml:space="preserve">VERIFICA TU AVANCE</w:t>
+          <w:color w:val="183A43"/>
+          <w:sz w:val="30"/>
+          <w:szCs w:val="30"/>
+        </w:rPr>
+        <w:t xml:space="preserve">Verifica tu avance</w:t>
       </w:r>
     </w:p>
     <w:p>
@@ -2387,7 +2466,7 @@
       <w:r>
         <w:rPr>
           <w:rFonts w:ascii="Segoe UI Symbol" w:cs="Segoe UI Symbol" w:eastAsia="Segoe UI Symbol" w:hAnsi="Segoe UI Symbol"/>
-          <w:color w:val="5C5C5A"/>
+          <w:color w:val="52656A"/>
           <w:sz w:val="26"/>
           <w:szCs w:val="26"/>
         </w:rPr>
@@ -2396,7 +2475,7 @@
       <w:r>
         <w:rPr>
           <w:rFonts w:ascii="Calibri" w:cs="Calibri" w:eastAsia="Calibri" w:hAnsi="Calibri"/>
-          <w:color w:val="1D1D1B"/>
+          <w:color w:val="183A43"/>
           <w:sz w:val="22"/>
           <w:szCs w:val="22"/>
         </w:rPr>
@@ -2414,7 +2493,7 @@
       <w:r>
         <w:rPr>
           <w:rFonts w:ascii="Segoe UI Symbol" w:cs="Segoe UI Symbol" w:eastAsia="Segoe UI Symbol" w:hAnsi="Segoe UI Symbol"/>
-          <w:color w:val="5C5C5A"/>
+          <w:color w:val="52656A"/>
           <w:sz w:val="26"/>
           <w:szCs w:val="26"/>
         </w:rPr>
@@ -2423,7 +2502,7 @@
       <w:r>
         <w:rPr>
           <w:rFonts w:ascii="Calibri" w:cs="Calibri" w:eastAsia="Calibri" w:hAnsi="Calibri"/>
-          <w:color w:val="1D1D1B"/>
+          <w:color w:val="183A43"/>
           <w:sz w:val="22"/>
           <w:szCs w:val="22"/>
         </w:rPr>
@@ -2441,7 +2520,7 @@
       <w:r>
         <w:rPr>
           <w:rFonts w:ascii="Segoe UI Symbol" w:cs="Segoe UI Symbol" w:eastAsia="Segoe UI Symbol" w:hAnsi="Segoe UI Symbol"/>
-          <w:color w:val="5C5C5A"/>
+          <w:color w:val="52656A"/>
           <w:sz w:val="26"/>
           <w:szCs w:val="26"/>
         </w:rPr>
@@ -2450,7 +2529,7 @@
       <w:r>
         <w:rPr>
           <w:rFonts w:ascii="Calibri" w:cs="Calibri" w:eastAsia="Calibri" w:hAnsi="Calibri"/>
-          <w:color w:val="1D1D1B"/>
+          <w:color w:val="183A43"/>
           <w:sz w:val="22"/>
           <w:szCs w:val="22"/>
         </w:rPr>
@@ -2468,7 +2547,7 @@
       <w:r>
         <w:rPr>
           <w:rFonts w:ascii="Segoe UI Symbol" w:cs="Segoe UI Symbol" w:eastAsia="Segoe UI Symbol" w:hAnsi="Segoe UI Symbol"/>
-          <w:color w:val="5C5C5A"/>
+          <w:color w:val="52656A"/>
           <w:sz w:val="26"/>
           <w:szCs w:val="26"/>
         </w:rPr>
@@ -2477,7 +2556,7 @@
       <w:r>
         <w:rPr>
           <w:rFonts w:ascii="Calibri" w:cs="Calibri" w:eastAsia="Calibri" w:hAnsi="Calibri"/>
-          <w:color w:val="1D1D1B"/>
+          <w:color w:val="183A43"/>
           <w:sz w:val="22"/>
           <w:szCs w:val="22"/>
         </w:rPr>
@@ -2511,11 +2590,11 @@
             <w:tcW w:type="dxa" w:w="10080"/>
             <w:tcBorders>
               <w:top w:val="none" w:color="FFFFFF" w:sz="0"/>
-              <w:left w:val="single" w:color="EF7D00" w:sz="24"/>
+              <w:left w:val="single" w:color="F37012" w:sz="24"/>
               <w:bottom w:val="none" w:color="FFFFFF" w:sz="0"/>
               <w:right w:val="none" w:color="FFFFFF" w:sz="0"/>
             </w:tcBorders>
-            <w:shd w:fill="1D1D1B" w:color="auto" w:val="clear"/>
+            <w:shd w:fill="0D2227" w:color="auto" w:val="clear"/>
             <w:tcMar>
               <w:top w:type="dxa" w:w="240"/>
               <w:left w:type="dxa" w:w="300"/>
@@ -2532,7 +2611,7 @@
                 <w:rFonts w:ascii="Calibri" w:cs="Calibri" w:eastAsia="Calibri" w:hAnsi="Calibri"/>
                 <w:b/>
                 <w:bCs/>
-                <w:color w:val="EF7D00"/>
+                <w:color w:val="FFAD79"/>
                 <w:sz w:val="24"/>
                 <w:szCs w:val="24"/>
               </w:rPr>
@@ -2557,7 +2636,7 @@
             <w:r>
               <w:rPr>
                 <w:rFonts w:ascii="Calibri" w:cs="Calibri" w:eastAsia="Calibri" w:hAnsi="Calibri"/>
-                <w:color w:val="D1D5DB"/>
+                <w:color w:val="B4C4C6"/>
                 <w:sz w:val="18"/>
                 <w:szCs w:val="18"/>
               </w:rPr>
@@ -2627,7 +2706,7 @@
     <w:r>
       <w:rPr>
         <w:rFonts w:ascii="Calibri" w:cs="Calibri" w:eastAsia="Calibri" w:hAnsi="Calibri"/>
-        <w:color w:val="5C5C5A"/>
+        <w:color w:val="52656A"/>
         <w:sz w:val="16"/>
         <w:szCs w:val="16"/>
       </w:rPr>
@@ -2636,7 +2715,7 @@
     <w:r>
       <w:rPr>
         <w:rFonts w:ascii="Calibri" w:cs="Calibri" w:eastAsia="Calibri" w:hAnsi="Calibri"/>
-        <w:color w:val="5C5C5A"/>
+        <w:color w:val="52656A"/>
         <w:sz w:val="16"/>
         <w:szCs w:val="16"/>
       </w:rPr>
@@ -2645,7 +2724,7 @@
     <w:r>
       <w:rPr>
         <w:rFonts w:ascii="Calibri" w:cs="Calibri" w:eastAsia="Calibri" w:hAnsi="Calibri"/>
-        <w:color w:val="5C5C5A"/>
+        <w:color w:val="52656A"/>
         <w:sz w:val="16"/>
         <w:szCs w:val="16"/>
       </w:rPr>
@@ -2657,7 +2736,7 @@
     <w:r>
       <w:rPr>
         <w:rFonts w:ascii="Calibri" w:cs="Calibri" w:eastAsia="Calibri" w:hAnsi="Calibri"/>
-        <w:color w:val="5C5C5A"/>
+        <w:color w:val="52656A"/>
         <w:sz w:val="16"/>
         <w:szCs w:val="16"/>
       </w:rPr>
@@ -2666,7 +2745,7 @@
     <w:r>
       <w:rPr>
         <w:rFonts w:ascii="Calibri" w:cs="Calibri" w:eastAsia="Calibri" w:hAnsi="Calibri"/>
-        <w:color w:val="5C5C5A"/>
+        <w:color w:val="52656A"/>
         <w:sz w:val="16"/>
         <w:szCs w:val="16"/>
       </w:rPr>
@@ -2721,7 +2800,7 @@
   <w:p>
     <w:pPr>
       <w:pBdr>
-        <w:bottom w:val="single" w:color="E2E2DF" w:sz="4" w:space="6"/>
+        <w:bottom w:val="single" w:color="CAD6D0" w:sz="4" w:space="6"/>
       </w:pBdr>
       <w:tabs>
         <w:tab w:val="right" w:pos="10080"/>
@@ -2732,7 +2811,7 @@
         <w:rFonts w:ascii="Calibri" w:cs="Calibri" w:eastAsia="Calibri" w:hAnsi="Calibri"/>
         <w:b/>
         <w:bCs/>
-        <w:color w:val="A65200"/>
+        <w:color w:val="087F91"/>
         <w:sz w:val="17"/>
         <w:szCs w:val="17"/>
       </w:rPr>
@@ -2741,7 +2820,7 @@
     <w:r>
       <w:rPr>
         <w:rFonts w:ascii="Calibri" w:cs="Calibri" w:eastAsia="Calibri" w:hAnsi="Calibri"/>
-        <w:color w:val="5C5C5A"/>
+        <w:color w:val="52656A"/>
         <w:sz w:val="17"/>
         <w:szCs w:val="17"/>
       </w:rPr>
@@ -2752,7 +2831,7 @@
         <w:rFonts w:ascii="Calibri" w:cs="Calibri" w:eastAsia="Calibri" w:hAnsi="Calibri"/>
         <w:b/>
         <w:bCs/>
-        <w:color w:val="A65200"/>
+        <w:color w:val="183A43"/>
         <w:sz w:val="17"/>
         <w:szCs w:val="17"/>
       </w:rPr>
@@ -2861,7 +2940,7 @@
       <w:rPr>
         <w:b/>
         <w:bCs/>
-        <w:color w:val="EF7D00"/>
+        <w:color w:val="F37012"/>
       </w:rPr>
     </w:lvl>
   </w:abstractNum>
@@ -2886,7 +2965,7 @@
     <w:rPrDefault>
       <w:rPr>
         <w:rFonts w:ascii="Calibri" w:cs="Calibri" w:eastAsia="Calibri" w:hAnsi="Calibri"/>
-        <w:color w:val="1D1D1B"/>
+        <w:color w:val="183A43"/>
         <w:sz w:val="22"/>
         <w:szCs w:val="22"/>
       </w:rPr>
@@ -3066,7 +3145,7 @@
       <w:rFonts w:ascii="Calibri" w:cs="Calibri" w:eastAsia="Calibri" w:hAnsi="Calibri"/>
       <w:b/>
       <w:bCs/>
-      <w:color w:val="1D1D1B"/>
+      <w:color w:val="183A43"/>
       <w:sz w:val="28"/>
       <w:szCs w:val="28"/>
     </w:rPr>
@@ -3083,7 +3162,7 @@
       <w:rFonts w:ascii="Calibri" w:cs="Calibri" w:eastAsia="Calibri" w:hAnsi="Calibri"/>
       <w:b/>
       <w:bCs/>
-      <w:color w:val="1D1D1B"/>
+      <w:color w:val="183A43"/>
       <w:sz w:val="24"/>
       <w:szCs w:val="24"/>
     </w:rPr>
@@ -3100,7 +3179,7 @@
       <w:rFonts w:ascii="Calibri" w:cs="Calibri" w:eastAsia="Calibri" w:hAnsi="Calibri"/>
       <w:b/>
       <w:bCs/>
-      <w:color w:val="1D1D1B"/>
+      <w:color w:val="183A43"/>
       <w:sz w:val="23"/>
       <w:szCs w:val="23"/>
     </w:rPr>

--- a/word/Capsula_15_Crea_rubricas_con_IA.docx
+++ b/word/Capsula_15_Crea_rubricas_con_IA.docx
@@ -2565,87 +2565,21 @@
     </w:p>
     <w:p>
       <w:pPr>
-        <w:spacing w:after="240" w:before="0"/>
-      </w:pPr>
-    </w:p>
-    <w:tbl>
-      <w:tblPr>
-        <w:tblW w:type="dxa" w:w="10080"/>
-        <w:tblBorders>
-          <w:top w:val="none" w:color="FFFFFF" w:sz="0"/>
-          <w:left w:val="none" w:color="FFFFFF" w:sz="0"/>
-          <w:bottom w:val="none" w:color="FFFFFF" w:sz="0"/>
-          <w:right w:val="none" w:color="FFFFFF" w:sz="0"/>
-          <w:insideH w:val="none" w:color="FFFFFF" w:sz="0"/>
-          <w:insideV w:val="none" w:color="FFFFFF" w:sz="0"/>
-        </w:tblBorders>
-        <w:tblLayout w:type="fixed"/>
-      </w:tblPr>
-      <w:tblGrid>
-        <w:gridCol w:w="10080"/>
-      </w:tblGrid>
-      <w:tr>
-        <w:tc>
-          <w:tcPr>
-            <w:tcW w:type="dxa" w:w="10080"/>
-            <w:tcBorders>
-              <w:top w:val="none" w:color="FFFFFF" w:sz="0"/>
-              <w:left w:val="single" w:color="F37012" w:sz="24"/>
-              <w:bottom w:val="none" w:color="FFFFFF" w:sz="0"/>
-              <w:right w:val="none" w:color="FFFFFF" w:sz="0"/>
-            </w:tcBorders>
-            <w:shd w:fill="0D2227" w:color="auto" w:val="clear"/>
-            <w:tcMar>
-              <w:top w:type="dxa" w:w="240"/>
-              <w:left w:type="dxa" w:w="300"/>
-              <w:bottom w:type="dxa" w:w="240"/>
-              <w:right w:type="dxa" w:w="300"/>
-            </w:tcMar>
-          </w:tcPr>
-          <w:p>
-            <w:pPr>
-              <w:spacing w:after="60"/>
-            </w:pPr>
-            <w:r>
-              <w:rPr>
-                <w:rFonts w:ascii="Calibri" w:cs="Calibri" w:eastAsia="Calibri" w:hAnsi="Calibri"/>
-                <w:b/>
-                <w:bCs/>
-                <w:color w:val="FFAD79"/>
-                <w:sz w:val="24"/>
-                <w:szCs w:val="24"/>
-              </w:rPr>
-              <w:t xml:space="preserve">¿Necesitas acompañamiento?</w:t>
-            </w:r>
-          </w:p>
-          <w:p>
-            <w:pPr>
-              <w:spacing w:after="60"/>
-            </w:pPr>
-            <w:r>
-              <w:rPr>
-                <w:rFonts w:ascii="Calibri" w:cs="Calibri" w:eastAsia="Calibri" w:hAnsi="Calibri"/>
-                <w:color w:val="FFFFFF"/>
-                <w:sz w:val="21"/>
-                <w:szCs w:val="21"/>
-              </w:rPr>
-              <w:t xml:space="preserve">El equipo del CEA te ayuda a implementar esta cápsula en tu curso.</w:t>
-            </w:r>
-          </w:p>
-          <w:p>
-            <w:r>
-              <w:rPr>
-                <w:rFonts w:ascii="Calibri" w:cs="Calibri" w:eastAsia="Calibri" w:hAnsi="Calibri"/>
-                <w:color w:val="B4C4C6"/>
-                <w:sz w:val="18"/>
-                <w:szCs w:val="18"/>
-              </w:rPr>
-              <w:t xml:space="preserve">CEA · Centro de Innovación Pedagógica y Educación Digital — Universidad de San Buenaventura Cali</w:t>
-            </w:r>
-          </w:p>
-        </w:tc>
-      </w:tr>
-    </w:tbl>
+        <w:pBdr>
+          <w:top w:val="single" w:color="CAD6D0" w:sz="4" w:space="8"/>
+        </w:pBdr>
+        <w:spacing w:before="360"/>
+      </w:pPr>
+      <w:r>
+        <w:rPr>
+          <w:rFonts w:ascii="Calibri" w:cs="Calibri" w:eastAsia="Calibri" w:hAnsi="Calibri"/>
+          <w:color w:val="52656A"/>
+          <w:sz w:val="18"/>
+          <w:szCs w:val="18"/>
+        </w:rPr>
+        <w:t xml:space="preserve">CEA · Centro de Innovación Pedagógica y Educación Digital — Universidad de San Buenaventura Cali</w:t>
+      </w:r>
+    </w:p>
     <w:sectPr>
       <w:headerReference w:type="default" r:id="rId6"/>
       <w:footerReference w:type="default" r:id="rId7"/>

--- a/word/Capsula_15_Crea_rubricas_con_IA.docx
+++ b/word/Capsula_15_Crea_rubricas_con_IA.docx
@@ -264,7 +264,7 @@
                 <w:sz w:val="15"/>
                 <w:szCs w:val="15"/>
               </w:rPr>
-              <w:t xml:space="preserve">TIEMPO DE LECTURA</w:t>
+              <w:t xml:space="preserve">TIEMPO ESTIMADO</w:t>
             </w:r>
           </w:p>
           <w:p>
@@ -277,7 +277,7 @@
                 <w:sz w:val="20"/>
                 <w:szCs w:val="20"/>
               </w:rPr>
-              <w:t xml:space="preserve">25 min</w:t>
+              <w:t xml:space="preserve">25 min (lectura + práctica)</w:t>
             </w:r>
           </w:p>
         </w:tc>
